--- a/public/docs/tnc.docx
+++ b/public/docs/tnc.docx
@@ -30,7 +30,7 @@
           <w:szCs w:val="24"/>
           <w:rtl w:val="0"/>
         </w:rPr>
-        <w:t xml:space="preserve">Bettim – Terms &amp; Conditions</w:t>
+        <w:t xml:space="preserve">BUL – Terms &amp; Conditions</w:t>
         <w:br w:type="textWrapping"/>
       </w:r>
       <w:r>
@@ -189,47 +189,47 @@
           <w:szCs w:val="24"/>
           <w:rtl w:val="0"/>
         </w:rPr>
-        <w:t xml:space="preserve">Welcome to Bettim (“the Company,” “we,” “us,” or “our”). References to “Bettim” include its parent companies, subsidiaries, affiliates, successors, and assigns, all of which are intended third-party beneficiaries of these Terms.</w:t>
-      </w:r>
-    </w:p>
-    <w:p>
-      <w:pPr>
-        <w:shd w:fill="ffffff" w:val="clear"/>
-        <w:spacing w:after="240" w:before="240" w:line="458.1818181818182" w:lineRule="auto"/>
-        <w:rPr>
-          <w:color w:val="0f1115"/>
-          <w:sz w:val="24"/>
-          <w:szCs w:val="24"/>
-        </w:rPr>
-      </w:pPr>
-      <w:r>
-        <w:rPr>
-          <w:color w:val="0f1115"/>
-          <w:sz w:val="24"/>
-          <w:szCs w:val="24"/>
-          <w:rtl w:val="0"/>
-        </w:rPr>
-        <w:t xml:space="preserve">These Terms of Service (“Terms”) govern your access to and use of Bettim’s platform, mobile applications, websites, and related services (collectively, the “Services”). By accessing or using the Services, you agree to these Terms, which form a binding legal agreement between you and Bettim. If you do not agree, you must stop using the Services immediately.</w:t>
-      </w:r>
-    </w:p>
-    <w:p>
-      <w:pPr>
-        <w:shd w:fill="ffffff" w:val="clear"/>
-        <w:spacing w:after="240" w:before="240" w:line="458.1818181818182" w:lineRule="auto"/>
-        <w:rPr>
-          <w:color w:val="0f1115"/>
-          <w:sz w:val="24"/>
-          <w:szCs w:val="24"/>
-        </w:rPr>
-      </w:pPr>
-      <w:r>
-        <w:rPr>
-          <w:color w:val="0f1115"/>
-          <w:sz w:val="24"/>
-          <w:szCs w:val="24"/>
-          <w:rtl w:val="0"/>
-        </w:rPr>
-        <w:t xml:space="preserve">The term “Services” includes all updates, new features, digital elements, and future content that Bettim may provide. This includes all beta releases, successor versions, and substantially similar products offered by Bettim.</w:t>
+        <w:t xml:space="preserve">Welcome to BUL (“the Company,” “we,” “us,” or “our”). References to “BUL” include its parent companies, subsidiaries, affiliates, successors, and assigns, all of which are intended third-party beneficiaries of these Terms.</w:t>
+      </w:r>
+    </w:p>
+    <w:p>
+      <w:pPr>
+        <w:shd w:fill="ffffff" w:val="clear"/>
+        <w:spacing w:after="240" w:before="240" w:line="458.1818181818182" w:lineRule="auto"/>
+        <w:rPr>
+          <w:color w:val="0f1115"/>
+          <w:sz w:val="24"/>
+          <w:szCs w:val="24"/>
+        </w:rPr>
+      </w:pPr>
+      <w:r>
+        <w:rPr>
+          <w:color w:val="0f1115"/>
+          <w:sz w:val="24"/>
+          <w:szCs w:val="24"/>
+          <w:rtl w:val="0"/>
+        </w:rPr>
+        <w:t xml:space="preserve">These Terms of Service (“Terms”) govern your access to and use of BUL’s platform, mobile applications, websites, and related services (collectively, the “Services”). By accessing or using the Services, you agree to these Terms, which form a binding legal agreement between you and BUL. If you do not agree, you must stop using the Services immediately.</w:t>
+      </w:r>
+    </w:p>
+    <w:p>
+      <w:pPr>
+        <w:shd w:fill="ffffff" w:val="clear"/>
+        <w:spacing w:after="240" w:before="240" w:line="458.1818181818182" w:lineRule="auto"/>
+        <w:rPr>
+          <w:color w:val="0f1115"/>
+          <w:sz w:val="24"/>
+          <w:szCs w:val="24"/>
+        </w:rPr>
+      </w:pPr>
+      <w:r>
+        <w:rPr>
+          <w:color w:val="0f1115"/>
+          <w:sz w:val="24"/>
+          <w:szCs w:val="24"/>
+          <w:rtl w:val="0"/>
+        </w:rPr>
+        <w:t xml:space="preserve">The term “Services” includes all updates, new features, digital elements, and future content that BUL may provide. This includes all beta releases, successor versions, and substantially similar products offered by BUL.</w:t>
       </w:r>
     </w:p>
     <w:p>
@@ -338,17 +338,17 @@
         <w:br w:type="textWrapping"/>
         <w:t xml:space="preserve"> "Inactive Account" – An account with no login activity for 36 consecutive months.</w:t>
         <w:br w:type="textWrapping"/>
-        <w:t xml:space="preserve"> "LiveEvent" – A real-world sporting event (e.g., game, match, or contest) for which Bettim offers in-app prediction activities and live data displays.</w:t>
+        <w:t xml:space="preserve"> "LiveEvent" – A real-world sporting event (e.g., game, match, or contest) for which BUL offers in-app prediction activities and live data displays.</w:t>
         <w:br w:type="textWrapping"/>
         <w:t xml:space="preserve"> "Material Changes" – Changes that alter payment terms, legal rights, dispute resolution, or privacy practices.</w:t>
         <w:br w:type="textWrapping"/>
-        <w:t xml:space="preserve"> "Restricted Jurisdictions" – Countries, territories, or regions from which access to the Services is prohibited by Bettim due to legal, regulatory, or risk considerations, as published and periodically updated within the Services.</w:t>
+        <w:t xml:space="preserve"> "Restricted Jurisdictions" – Countries, territories, or regions from which access to the Services is prohibited by BUL due to legal, regulatory, or risk considerations, as published and periodically updated within the Services.</w:t>
         <w:br w:type="textWrapping"/>
-        <w:t xml:space="preserve"> "Services" – The Bettim app, website, platform, and related offerings.</w:t>
+        <w:t xml:space="preserve"> "Services" – The BUL app, website, platform, and related offerings.</w:t>
         <w:br w:type="textWrapping"/>
         <w:t xml:space="preserve"> "Side Bets" – Optional, time-limited, in-game prediction challenges available during a LiveEvent, separate from the main prediction game and main leaderboard ranking, resolved automatically based on live or official sports data and the applicable Game Rules/House Rules.</w:t>
         <w:br w:type="textWrapping"/>
-        <w:t xml:space="preserve"> "Updates" – Software patches, bug fixes, content additions, or modifications Bettim provides periodically. Updates may substantially change features or functionality and may require you to update your device OS or the App to continue using the Services.</w:t>
+        <w:t xml:space="preserve"> "Updates" – Software patches, bug fixes, content additions, or modifications BUL provides periodically. Updates may substantially change features or functionality and may require you to update your device OS or the App to continue using the Services.</w:t>
         <w:br w:type="textWrapping"/>
         <w:t xml:space="preserve"> "User Content" – </w:t>
       </w:r>
@@ -418,7 +418,7 @@
           <w:szCs w:val="24"/>
           <w:rtl w:val="0"/>
         </w:rPr>
-        <w:t xml:space="preserve">These Terms constitute a binding legal agreement between you and Bettim. If you access the Services on behalf of a company, organization, or other entity, you represent and warrant that you have authority to bind that entity, and “you” and “your” will refer to that entity.</w:t>
+        <w:t xml:space="preserve">These Terms constitute a binding legal agreement between you and BUL. If you access the Services on behalf of a company, organization, or other entity, you represent and warrant that you have authority to bind that entity, and “you” and “your” will refer to that entity.</w:t>
       </w:r>
     </w:p>
     <w:p>
@@ -469,7 +469,7 @@
         </w:rPr>
         <w:t xml:space="preserve">We may update these Terms from time to time. Non-material changes (such as clarifications, formatting, or contact updates) take effect immediately upon posting. For material changes (including payment, dispute resolution, or core features), we will provide at least 30 days’ notice via email and/or prominent in-app notice before they take effect. If required by applicable law (e.g., EU or UK consumer protection law), material changes will not apply retroactively and will take effect only after notice has been provided and the user has continued using the Services, which constitutes acceptance. For users in the EEA/UK, material changes will take effect only after we provide clear advance notice and you continue using the Services after the effective date. We will keep prior versions available upon request. If you disagree, you must stop using the Services before the effective date. Continued use means acceptance.</w:t>
         <w:br w:type="textWrapping"/>
-        <w:t xml:space="preserve"> Amendments Log – Bettim maintains an internal amendments log of all material updates to these Terms, including prior versions and effective dates.</w:t>
+        <w:t xml:space="preserve"> Amendments Log – BUL maintains an internal amendments log of all material updates to these Terms, including prior versions and effective dates.</w:t>
         <w:br w:type="textWrapping"/>
         <w:t xml:space="preserve"> Interpretation of Updates. Any translated or reformatted version of these Terms is provided for convenience only; the English version shall control for interpretation and enforcement.</w:t>
       </w:r>
@@ -569,7 +569,7 @@
           <w:szCs w:val="24"/>
           <w:rtl w:val="0"/>
         </w:rPr>
-        <w:t xml:space="preserve">You are solely responsible for ensuring your use is lawful in your jurisdiction. Circumventing restrictions (via VPN, proxy, or falsified location data) is prohibited. Bettim may maintain and periodically update a list of Restricted Jurisdictions within the Services. The current list of Restricted Jurisdictions will be made publicly available within the Services and updated as necessary. We implement reasonable technical controls to prevent access from restricted locations; however, we cannot guarantee complete prevention of circumvention.</w:t>
+        <w:t xml:space="preserve">You are solely responsible for ensuring your use is lawful in your jurisdiction. Circumventing restrictions (via VPN, proxy, or falsified location data) is prohibited. BUL may maintain and periodically update a list of Restricted Jurisdictions within the Services. The current list of Restricted Jurisdictions will be made publicly available within the Services and updated as necessary. We implement reasonable technical controls to prevent access from restricted locations; however, we cannot guarantee complete prevention of circumvention.</w:t>
       </w:r>
     </w:p>
     <w:p>
@@ -618,7 +618,7 @@
           <w:szCs w:val="24"/>
           <w:rtl w:val="0"/>
         </w:rPr>
-        <w:t xml:space="preserve">Your use of the Services is also governed by Bettim’s Privacy Policy, which is an integral part of these Terms.</w:t>
+        <w:t xml:space="preserve">Your use of the Services is also governed by BUL’s Privacy Policy, which is an integral part of these Terms.</w:t>
       </w:r>
     </w:p>
     <w:p>
@@ -716,11 +716,11 @@
           <w:szCs w:val="24"/>
           <w:rtl w:val="0"/>
         </w:rPr>
-        <w:t xml:space="preserve">By using Bettim, you consent to receive communications electronically (email, in-app, or website). You may withdraw consent by contacting support@bettim.co, though doing so may require account closure. By clicking “I Agree,” you are electronically signing these Terms.</w:t>
+        <w:t xml:space="preserve">By using BUL, you consent to receive communications electronically (email, in-app, or website). You may withdraw consent by contacting support@bettim.co, though doing so may require account closure. By clicking “I Agree,” you are electronically signing these Terms.</w:t>
         <w:br w:type="textWrapping"/>
         <w:t xml:space="preserve"> Marketing Opt-Out. You may opt out of non-essential marketing emails at any time via the unsubscribe link or by contacting support@bettim.co. Service, security, or transactional notices are essential and may continue after opt-out.</w:t>
         <w:br w:type="textWrapping"/>
-        <w:t xml:space="preserve"> Any informal communications (including chat messages or community posts) do not constitute legal notices to Bettim.</w:t>
+        <w:t xml:space="preserve"> Any informal communications (including chat messages or community posts) do not constitute legal notices to BUL.</w:t>
       </w:r>
     </w:p>
     <w:p>
@@ -769,7 +769,7 @@
           <w:szCs w:val="24"/>
           <w:rtl w:val="0"/>
         </w:rPr>
-        <w:t xml:space="preserve">Bettim strives to make its Services accessible to all users, including those with disabilities. If you encounter accessibility barriers, contact support@bettim.co and we will make reasonable efforts to address them.</w:t>
+        <w:t xml:space="preserve">BUL strives to make its Services accessible to all users, including those with disabilities. If you encounter accessibility barriers, contact support@bettim.co and we will make reasonable efforts to address them.</w:t>
       </w:r>
     </w:p>
     <w:p>
@@ -917,7 +917,7 @@
           <w:szCs w:val="24"/>
           <w:rtl w:val="0"/>
         </w:rPr>
-        <w:t xml:space="preserve">Bettim is a social, skill-based sports prediction platform designed solely for entertainment purposes. It does not constitute gambling, games of chance, or real-money wagering. Participation in Bettim’s activities does not require staking or risking any real money or item of monetary value for the opportunity to win any prize or reward.</w:t>
+        <w:t xml:space="preserve">BUL is a social, skill-based sports prediction platform designed solely for entertainment purposes. It does not constitute gambling, games of chance, or real-money wagering. Participation in BUL’s activities does not require staking or risking any real money or item of monetary value for the opportunity to win any prize or reward.</w:t>
       </w:r>
     </w:p>
     <w:p>
@@ -966,7 +966,7 @@
           <w:szCs w:val="24"/>
           <w:rtl w:val="0"/>
         </w:rPr>
-        <w:t xml:space="preserve">Participation uses virtual coins (“Coins”) that have no cash redemption or market value. Coins cannot be withdrawn, exchanged, traded, or transferred outside the platform. Purchasing Coins grants you a limited, personal, non-transferable, non-exclusive license to use Coins within the Services for their intended purpose. This license continues for the life of your account in good standing and may be revoked if you violate these Terms. All sales are final except as required by law or applicable app store policy. Coins remain Bettim’s property at all times and have no cash or cash-equivalent value.</w:t>
+        <w:t xml:space="preserve">Participation uses virtual coins (“Coins”) that have no cash redemption or market value. Coins cannot be withdrawn, exchanged, traded, or transferred outside the platform. Purchasing Coins grants you a limited, personal, non-transferable, non-exclusive license to use Coins within the Services for their intended purpose. This license continues for the life of your account in good standing and may be revoked if you violate these Terms. All sales are final except as required by law or applicable app store policy. Coins remain BUL’s property at all times and have no cash or cash-equivalent value.</w:t>
       </w:r>
     </w:p>
     <w:p>
@@ -1008,7 +1008,7 @@
         </w:rPr>
         <w:t xml:space="preserve">§2.2(b) Unauthorized Transfers and Secondary Markets</w:t>
         <w:br w:type="textWrapping"/>
-        <w:t xml:space="preserve"> Coins and digital items are licensed for personal use only and may not be sold, traded, bartered, or transferred outside the Services, including via third-party websites or private arrangements. Violations may result in account termination and forfeiture of Coins and items. While Bettim employs reasonable technical and contractual controls, it cannot guarantee prevention of all unauthorized transfers. Bettim does not recognize or support any transfers conducted through third-party marketplaces, and purchases from unauthorized sellers are at your own risk. Bettim may nullify, claw back, or delete Coins or items involved in any unauthorized transfer or listing and suspend associated accounts or devices.</w:t>
+        <w:t xml:space="preserve"> Coins and digital items are licensed for personal use only and may not be sold, traded, bartered, or transferred outside the Services, including via third-party websites or private arrangements. Violations may result in account termination and forfeiture of Coins and items. While BUL employs reasonable technical and contractual controls, it cannot guarantee prevention of all unauthorized transfers. BUL does not recognize or support any transfers conducted through third-party marketplaces, and purchases from unauthorized sellers are at your own risk. BUL may nullify, claw back, or delete Coins or items involved in any unauthorized transfer or listing and suspend associated accounts or devices.</w:t>
       </w:r>
     </w:p>
     <w:p>
@@ -1057,7 +1057,7 @@
           <w:szCs w:val="24"/>
           <w:rtl w:val="0"/>
         </w:rPr>
-        <w:t xml:space="preserve">All virtual coins, digital assets, and in-app items remain Bettim’s exclusive property. You receive a limited license for personal entertainment only. Bettim may modify coin values, in-app rules, or features at any time. Any unauthorized reproduction, sale, or transfer of Coins or items outside the Services is void and may constitute a violation of intellectual property law. Bettim may adjust coin denominations, bundles, accrual rates, sinks, and in-app pricing prospectively. Changes will not affect completed purchases or previously granted licenses. Adjustments or modifications to digital assets shall not retroactively alter the terms of previously completed transactions.</w:t>
+        <w:t xml:space="preserve">All virtual coins, digital assets, and in-app items remain BUL’s exclusive property. You receive a limited license for personal entertainment only. BUL may modify coin values, in-app rules, or features at any time. Any unauthorized reproduction, sale, or transfer of Coins or items outside the Services is void and may constitute a violation of intellectual property law. BUL may adjust coin denominations, bundles, accrual rates, sinks, and in-app pricing prospectively. Changes will not affect completed purchases or previously granted licenses. Adjustments or modifications to digital assets shall not retroactively alter the terms of previously completed transactions.</w:t>
       </w:r>
     </w:p>
     <w:p>
@@ -1155,7 +1155,7 @@
           <w:szCs w:val="24"/>
           <w:rtl w:val="0"/>
         </w:rPr>
-        <w:t xml:space="preserve">Bettim may adjust features or structures to maintain fairness, functionality, or compliance. Bettim reserves the right to modify, suspend, or discontinue any aspect of the Services at any time to maintain fairness, security, or legal compliance. Bettim may discontinue features or legacy content that are no longer viable or compliant. Where reasonably practicable, we will provide advance notice.</w:t>
+        <w:t xml:space="preserve">BUL may adjust features or structures to maintain fairness, functionality, or compliance. BUL reserves the right to modify, suspend, or discontinue any aspect of the Services at any time to maintain fairness, security, or legal compliance. BUL may discontinue features or legacy content that are no longer viable or compliant. Where reasonably practicable, we will provide advance notice.</w:t>
       </w:r>
     </w:p>
     <w:p>
@@ -1204,7 +1204,7 @@
           <w:szCs w:val="24"/>
           <w:rtl w:val="0"/>
         </w:rPr>
-        <w:t xml:space="preserve">Bettim provides no betting advice, statistical guarantees, or predictive assurances.</w:t>
+        <w:t xml:space="preserve">BUL provides no betting advice, statistical guarantees, or predictive assurances.</w:t>
       </w:r>
     </w:p>
     <w:p>
@@ -1253,7 +1253,7 @@
           <w:szCs w:val="24"/>
           <w:rtl w:val="0"/>
         </w:rPr>
-        <w:t xml:space="preserve">Team, league, or brand names may appear within Bettim for informational or descriptive purposes only. Their use does not imply sponsorship, affiliation, or endorsement.</w:t>
+        <w:t xml:space="preserve">Team, league, or brand names may appear within BUL for informational or descriptive purposes only. Their use does not imply sponsorship, affiliation, or endorsement.</w:t>
       </w:r>
     </w:p>
     <w:p>
@@ -1297,9 +1297,9 @@
           <w:szCs w:val="24"/>
           <w:rtl w:val="0"/>
         </w:rPr>
-        <w:t xml:space="preserve">Bettim is an independent platform and is not affiliated with, endorsed by, sponsored by, or in any way officially connected with the National Basketball Association (NBA), the NCAA, or any of their respective teams, conferences, member institutions, leagues, subsidiaries, or affiliates. Any references within the Services to leagues, teams, players, venues, trademarks, or events are for informational and descriptive purposes only. All third-party names, logos, marks, and related intellectual property are the property of their respective owners, and any use within the Services does not imply any partnership, endorsement, or official status.</w:t>
+        <w:t xml:space="preserve">BUL is an independent platform and is not affiliated with, endorsed by, sponsored by, or in any way officially connected with the National Basketball Association (NBA), the NCAA, or any of their respective teams, conferences, member institutions, leagues, subsidiaries, or affiliates. Any references within the Services to leagues, teams, players, venues, trademarks, or events are for informational and descriptive purposes only. All third-party names, logos, marks, and related intellectual property are the property of their respective owners, and any use within the Services does not imply any partnership, endorsement, or official status.</w:t>
         <w:br w:type="textWrapping"/>
-        <w:t xml:space="preserve">For the avoidance of doubt, any mascots, characters, avatars, artwork, or other creative assets displayed in the Services are independently created and are not official league or team assets. Bettim does not claim any rights in third-party trademarks, logos, uniforms, or other brand identifiers, and users may not use the Services in a manner that suggests official affiliation.</w:t>
+        <w:t xml:space="preserve">For the avoidance of doubt, any mascots, characters, avatars, artwork, or other creative assets displayed in the Services are independently created and are not official league or team assets. BUL does not claim any rights in third-party trademarks, logos, uniforms, or other brand identifiers, and users may not use the Services in a manner that suggests official affiliation.</w:t>
       </w:r>
     </w:p>
     <w:p>
@@ -1364,7 +1364,7 @@
           <w:szCs w:val="24"/>
           <w:rtl w:val="0"/>
         </w:rPr>
-        <w:t xml:space="preserve">Bettim may create aggregated or anonymized data for analytics, research, or improvement. Such data cannot identify users and is Bettim’s exclusive property, usable for any lawful purpose.</w:t>
+        <w:t xml:space="preserve">BUL may create aggregated or anonymized data for analytics, research, or improvement. Such data cannot identify users and is BUL’s exclusive property, usable for any lawful purpose.</w:t>
       </w:r>
     </w:p>
     <w:p>
@@ -1413,7 +1413,7 @@
           <w:szCs w:val="24"/>
           <w:rtl w:val="0"/>
         </w:rPr>
-        <w:t xml:space="preserve">Bettim is designed as a sports prediction experience where user performance depends on sports knowledge, analysis, and decision-making. Bettim does not use random number generation or chance-based mechanics. Users are responsible for determining whether their participation is lawful in their jurisdiction. Bettim does not provide legal advice or make representations about local regulatory classifications.</w:t>
+        <w:t xml:space="preserve">BUL is designed as a sports prediction experience where user performance depends on sports knowledge, analysis, and decision-making. BUL does not use random number generation or chance-based mechanics. Users are responsible for determining whether their participation is lawful in their jurisdiction. BUL does not provide legal advice or make representations about local regulatory classifications.</w:t>
       </w:r>
     </w:p>
     <w:p>
@@ -1462,7 +1462,7 @@
           <w:szCs w:val="24"/>
           <w:rtl w:val="0"/>
         </w:rPr>
-        <w:t xml:space="preserve">Subject to your continued compliance with these Terms, Bettim grants you a limited, non-exclusive, non-transferable, non-sublicensable, revocable license to access and use the Services for personal, non-commercial, entertainment purposes only. Except as expressly permitted herein, you may not copy, modify, distribute, publicly display, perform, translate, create derivative works from, rent, lease, lend, sell, license, or otherwise exploit the Services or any portion thereof. Commercial use, resale, brokering of entries, or operating as a service bureau is prohibited without Bettim’s prior written consent.</w:t>
+        <w:t xml:space="preserve">Subject to your continued compliance with these Terms, BUL grants you a limited, non-exclusive, non-transferable, non-sublicensable, revocable license to access and use the Services for personal, non-commercial, entertainment purposes only. Except as expressly permitted herein, you may not copy, modify, distribute, publicly display, perform, translate, create derivative works from, rent, lease, lend, sell, license, or otherwise exploit the Services or any portion thereof. Commercial use, resale, brokering of entries, or operating as a service bureau is prohibited without BUL’s prior written consent.</w:t>
       </w:r>
     </w:p>
     <w:p>
@@ -1855,7 +1855,7 @@
           <w:szCs w:val="24"/>
           <w:rtl w:val="0"/>
         </w:rPr>
-        <w:t xml:space="preserve">Bettim may analyze activity, request verification, or suspend accounts to maintain integrity. Prohibited activities include, but are not limited to:</w:t>
+        <w:t xml:space="preserve">BUL may analyze activity, request verification, or suspend accounts to maintain integrity. Prohibited activities include, but are not limited to:</w:t>
         <w:br w:type="textWrapping"/>
         <w:t xml:space="preserve"> a. Use of bots, scripts, or automated methods to make predictions or interact with the Services.</w:t>
         <w:br w:type="textWrapping"/>
@@ -1863,33 +1863,33 @@
         <w:br w:type="textWrapping"/>
         <w:t xml:space="preserve"> c. Exploitation of bugs, errors, or design flaws to gain an unfair advantage.</w:t>
         <w:br w:type="textWrapping"/>
-        <w:t xml:space="preserve"> d. Any other activity that Bettim, in its sole discretion, deems unfair or abusive.</w:t>
+        <w:t xml:space="preserve"> d. Any other activity that BUL, in its sole discretion, deems unfair or abusive.</w:t>
         <w:br w:type="textWrapping"/>
-        <w:t xml:space="preserve"> e. Scraping, crawling, harvesting, or otherwise collecting data from the Services by automated or manual means not expressly permitted by Bettim.</w:t>
+        <w:t xml:space="preserve"> e. Scraping, crawling, harvesting, or otherwise collecting data from the Services by automated or manual means not expressly permitted by BUL.</w:t>
         <w:br w:type="textWrapping"/>
         <w:t xml:space="preserve"> f. Reverse engineering, decompiling, or attempting to derive the source code, underlying ideas, or algorithms of the Services, except to the extent such restriction is prohibited by applicable law.</w:t>
         <w:br w:type="textWrapping"/>
-        <w:t xml:space="preserve"> g. Unauthorized testing, scanning, or probing is prohibited. Good-faith vulnerability reports may be submitted to support@bettim.co. Bettim will not pursue legal action for good-faith research that (i) avoids privacy violations, service disruption, and data exfiltration; (ii) is promptly reported; and (iii) is reasonably time-boxed to remediation coordination.</w:t>
-      </w:r>
-    </w:p>
-    <w:p>
-      <w:pPr>
-        <w:shd w:fill="ffffff" w:val="clear"/>
-        <w:spacing w:after="240" w:before="240" w:line="458.1818181818182" w:lineRule="auto"/>
-        <w:rPr>
-          <w:color w:val="0f1115"/>
-          <w:sz w:val="24"/>
-          <w:szCs w:val="24"/>
-        </w:rPr>
-      </w:pPr>
-      <w:r>
-        <w:rPr>
-          <w:color w:val="0f1115"/>
-          <w:sz w:val="24"/>
-          <w:szCs w:val="24"/>
-          <w:rtl w:val="0"/>
-        </w:rPr>
-        <w:t xml:space="preserve">Any attempt to interfere with, hack, or exploit the Services will result in permanent account termination and may be referred to law enforcement authorities. Bettim may permanently disable or ban any device, account, or payment instrument associated with repeated or egregious violations, fraud, or circumvention attempts. Bettim reserves the right to freeze, reclaim, or adjust in-app balances or digital items in any account reasonably suspected of being involved in fraud, abuse, or unauthorized activity, pending investigation. Bettim may deploy rate-limits, device fingerprinting, IP/VPN blocking, and other technical controls to detect and prevent automated access or attempted circumvention. Verification data, when requested, is stored securely and deleted once review is complete. Bettim reserves the right to cooperate fully with law enforcement and data providers to investigate or prosecute any suspected fraud or abuse.</w:t>
+        <w:t xml:space="preserve"> g. Unauthorized testing, scanning, or probing is prohibited. Good-faith vulnerability reports may be submitted to support@bettim.co. BUL will not pursue legal action for good-faith research that (i) avoids privacy violations, service disruption, and data exfiltration; (ii) is promptly reported; and (iii) is reasonably time-boxed to remediation coordination.</w:t>
+      </w:r>
+    </w:p>
+    <w:p>
+      <w:pPr>
+        <w:shd w:fill="ffffff" w:val="clear"/>
+        <w:spacing w:after="240" w:before="240" w:line="458.1818181818182" w:lineRule="auto"/>
+        <w:rPr>
+          <w:color w:val="0f1115"/>
+          <w:sz w:val="24"/>
+          <w:szCs w:val="24"/>
+        </w:rPr>
+      </w:pPr>
+      <w:r>
+        <w:rPr>
+          <w:color w:val="0f1115"/>
+          <w:sz w:val="24"/>
+          <w:szCs w:val="24"/>
+          <w:rtl w:val="0"/>
+        </w:rPr>
+        <w:t xml:space="preserve">Any attempt to interfere with, hack, or exploit the Services will result in permanent account termination and may be referred to law enforcement authorities. BUL may permanently disable or ban any device, account, or payment instrument associated with repeated or egregious violations, fraud, or circumvention attempts. BUL reserves the right to freeze, reclaim, or adjust in-app balances or digital items in any account reasonably suspected of being involved in fraud, abuse, or unauthorized activity, pending investigation. BUL may deploy rate-limits, device fingerprinting, IP/VPN blocking, and other technical controls to detect and prevent automated access or attempted circumvention. Verification data, when requested, is stored securely and deleted once review is complete. BUL reserves the right to cooperate fully with law enforcement and data providers to investigate or prosecute any suspected fraud or abuse.</w:t>
       </w:r>
     </w:p>
     <w:p>
@@ -1987,7 +1987,7 @@
           <w:szCs w:val="24"/>
           <w:rtl w:val="0"/>
         </w:rPr>
-        <w:t xml:space="preserve">Bettim may suspend, terminate, or limit accounts for violations of these Terms, misuse, or fraud. Bettim may permanently disable or ban any device, account, or payment instrument associated with repeated or egregious violations, fraud, or circumvention attempts.</w:t>
+        <w:t xml:space="preserve">BUL may suspend, terminate, or limit accounts for violations of these Terms, misuse, or fraud. BUL may permanently disable or ban any device, account, or payment instrument associated with repeated or egregious violations, fraud, or circumvention attempts.</w:t>
       </w:r>
     </w:p>
     <w:p>
@@ -2036,7 +2036,7 @@
           <w:szCs w:val="24"/>
           <w:rtl w:val="0"/>
         </w:rPr>
-        <w:t xml:space="preserve">You are responsible for maintaining the confidentiality of your login credentials and for all activity under your Account. You must promptly notify Bettim at support@bettim.co of any suspected unauthorized access or security breach. Bettim is not liable for losses resulting from unauthorized access caused by your failure to safeguard credentials, except where required by law. Users are encouraged to enable two-factor authentication (2FA) where available to enhance account protection.</w:t>
+        <w:t xml:space="preserve">You are responsible for maintaining the confidentiality of your login credentials and for all activity under your Account. You must promptly notify BUL at support@bettim.co of any suspected unauthorized access or security breach. BUL is not liable for losses resulting from unauthorized access caused by your failure to safeguard credentials, except where required by law. Users are encouraged to enable two-factor authentication (2FA) where available to enhance account protection.</w:t>
       </w:r>
     </w:p>
     <w:p>
@@ -2134,7 +2134,7 @@
           <w:szCs w:val="24"/>
           <w:rtl w:val="0"/>
         </w:rPr>
-        <w:t xml:space="preserve">To enforce these Terms and applicable laws, Bettim may, where available, perform IP-based location signals, device integrity, and network checks, and may restrict access via VPNs, proxies, or anonymizers. Bettim does not guarantee that such checks will be available or effective in all cases. By using the Services, you consent to such checks and related processing as described in the Privacy Policy. These checks are used solely for compliance and fraud prevention purposes and are processed in accordance with Bettim’s Privacy Policy.</w:t>
+        <w:t xml:space="preserve">To enforce these Terms and applicable laws, BUL may, where available, perform IP-based location signals, device integrity, and network checks, and may restrict access via VPNs, proxies, or anonymizers. BUL does not guarantee that such checks will be available or effective in all cases. By using the Services, you consent to such checks and related processing as described in the Privacy Policy. These checks are used solely for compliance and fraud prevention purposes and are processed in accordance with BUL’s Privacy Policy.</w:t>
       </w:r>
       <w:r>
         <w:rPr>
@@ -2188,7 +2188,7 @@
           <w:szCs w:val="24"/>
           <w:rtl w:val="0"/>
         </w:rPr>
-        <w:t xml:space="preserve">Bettim may reclaim, rename, or remove usernames that are inactive, infringing, misleading, or offensive, or to implement global naming policies.</w:t>
+        <w:t xml:space="preserve">BUL may reclaim, rename, or remove usernames that are inactive, infringing, misleading, or offensive, or to implement global naming policies.</w:t>
       </w:r>
     </w:p>
     <w:p>
@@ -2280,7 +2280,7 @@
           <w:szCs w:val="24"/>
           <w:rtl w:val="0"/>
         </w:rPr>
-        <w:t xml:space="preserve">The Services do not currently support real-money payments, purchases, subscriptions, or the sale of Coins or other digital items for money (“Paid Features”). If Bettim introduces Paid Features in the future, the terms in this Section 4 will apply to such Paid Features from the effective date communicated to users, and any transactions will be processed by third-party payment processors and/or applicable app store billing systems.</w:t>
+        <w:t xml:space="preserve">The Services do not currently support real-money payments, purchases, subscriptions, or the sale of Coins or other digital items for money (“Paid Features”). If BUL introduces Paid Features in the future, the terms in this Section 4 will apply to such Paid Features from the effective date communicated to users, and any transactions will be processed by third-party payment processors and/or applicable app store billing systems.</w:t>
       </w:r>
     </w:p>
     <w:p>
@@ -2352,27 +2352,27 @@
           <w:szCs w:val="24"/>
           <w:rtl w:val="0"/>
         </w:rPr>
-        <w:t xml:space="preserve">Purchases of digital items are generally final, except as required by law or app store policy. By purchasing digital content, you expressly request immediate performance and acknowledge that you lose any statutory right of withdrawal once delivery begins, to the extent permitted by applicable law. Where EU/UK consumer law grants a statutory right of withdrawal for digital content, you expressly request immediate performance and acknowledge that the right of withdrawal is lost once supply begins and the content becomes accessible. This acknowledgment satisfies Bettim’s obligation to obtain express consent to begin performance under Article 16(m) of Directive (EU) 2019/770.</w:t>
-      </w:r>
-    </w:p>
-    <w:p>
-      <w:pPr>
-        <w:shd w:fill="ffffff" w:val="clear"/>
-        <w:spacing w:after="240" w:before="240" w:line="458.1818181818182" w:lineRule="auto"/>
-        <w:rPr>
-          <w:color w:val="0f1115"/>
-          <w:sz w:val="24"/>
-          <w:szCs w:val="24"/>
-        </w:rPr>
-      </w:pPr>
-      <w:r>
-        <w:rPr>
-          <w:color w:val="0f1115"/>
-          <w:sz w:val="24"/>
-          <w:szCs w:val="24"/>
-          <w:rtl w:val="0"/>
-        </w:rPr>
-        <w:t xml:space="preserve">Bettim does not directly handle or store payment credentials; all financial transactions are processed by certified third-party payment processors in compliance with applicable financial regulations.</w:t>
+        <w:t xml:space="preserve">Purchases of digital items are generally final, except as required by law or app store policy. By purchasing digital content, you expressly request immediate performance and acknowledge that you lose any statutory right of withdrawal once delivery begins, to the extent permitted by applicable law. Where EU/UK consumer law grants a statutory right of withdrawal for digital content, you expressly request immediate performance and acknowledge that the right of withdrawal is lost once supply begins and the content becomes accessible. This acknowledgment satisfies BUL’s obligation to obtain express consent to begin performance under Article 16(m) of Directive (EU) 2019/770.</w:t>
+      </w:r>
+    </w:p>
+    <w:p>
+      <w:pPr>
+        <w:shd w:fill="ffffff" w:val="clear"/>
+        <w:spacing w:after="240" w:before="240" w:line="458.1818181818182" w:lineRule="auto"/>
+        <w:rPr>
+          <w:color w:val="0f1115"/>
+          <w:sz w:val="24"/>
+          <w:szCs w:val="24"/>
+        </w:rPr>
+      </w:pPr>
+      <w:r>
+        <w:rPr>
+          <w:color w:val="0f1115"/>
+          <w:sz w:val="24"/>
+          <w:szCs w:val="24"/>
+          <w:rtl w:val="0"/>
+        </w:rPr>
+        <w:t xml:space="preserve">BUL does not directly handle or store payment credentials; all financial transactions are processed by certified third-party payment processors in compliance with applicable financial regulations.</w:t>
       </w:r>
     </w:p>
     <w:p>
@@ -2484,7 +2484,7 @@
           <w:szCs w:val="24"/>
           <w:rtl w:val="0"/>
         </w:rPr>
-        <w:t xml:space="preserve">If Bettim offers Paid Features, payments will be processed by licensed third-party payment processors and/or app store billing providers. Bettim does not store full payment card numbers and will implement commercially reasonable measures consistent with PCI-DSS requirements applicable to its role, if and to the extent such requirements apply.</w:t>
+        <w:t xml:space="preserve">If BUL offers Paid Features, payments will be processed by licensed third-party payment processors and/or app store billing providers. BUL does not store full payment card numbers and will implement commercially reasonable measures consistent with PCI-DSS requirements applicable to its role, if and to the extent such requirements apply.</w:t>
       </w:r>
       <w:r>
         <w:rPr>
@@ -2538,7 +2538,7 @@
           <w:szCs w:val="24"/>
           <w:rtl w:val="0"/>
         </w:rPr>
-        <w:t xml:space="preserve">To prevent fraud and comply with applicable laws, Bettim may request additional verification (such as ID checks or payment method validation) before completing or reversing certain transactions.</w:t>
+        <w:t xml:space="preserve">To prevent fraud and comply with applicable laws, BUL may request additional verification (such as ID checks or payment method validation) before completing or reversing certain transactions.</w:t>
       </w:r>
     </w:p>
     <w:p>
@@ -2636,7 +2636,7 @@
           <w:szCs w:val="24"/>
           <w:rtl w:val="0"/>
         </w:rPr>
-        <w:t xml:space="preserve">Bettim may correct pricing or display errors and adjust affected transactions.</w:t>
+        <w:t xml:space="preserve">BUL may correct pricing or display errors and adjust affected transactions.</w:t>
       </w:r>
     </w:p>
     <w:p>
@@ -2734,7 +2734,7 @@
           <w:szCs w:val="24"/>
           <w:rtl w:val="0"/>
         </w:rPr>
-        <w:t xml:space="preserve">Bettim may adjust balances resulting from technical errors, malfunctions, misuse, or fraud. This includes, but is not limited to, deducting Coins that were:</w:t>
+        <w:t xml:space="preserve">BUL may adjust balances resulting from technical errors, malfunctions, misuse, or fraud. This includes, but is not limited to, deducting Coins that were:</w:t>
         <w:br w:type="textWrapping"/>
         <w:t xml:space="preserve"> a. Erroneously awarded due to a system glitch or bug.</w:t>
         <w:br w:type="textWrapping"/>
@@ -2760,7 +2760,7 @@
           <w:szCs w:val="24"/>
           <w:rtl w:val="0"/>
         </w:rPr>
-        <w:t xml:space="preserve">Bettim may temporarily freeze Coins or digital item balances during investigations into suspected errors, misuse, or fraud. Bettim may withhold or set off any Coin or digital item credits reasonably suspected to arise from fraud, abuse, or error, pending investigation.</w:t>
+        <w:t xml:space="preserve">BUL may temporarily freeze Coins or digital item balances during investigations into suspected errors, misuse, or fraud. BUL may withhold or set off any Coin or digital item credits reasonably suspected to arise from fraud, abuse, or error, pending investigation.</w:t>
       </w:r>
     </w:p>
     <w:p>
@@ -2858,7 +2858,7 @@
           <w:szCs w:val="24"/>
           <w:rtl w:val="0"/>
         </w:rPr>
-        <w:t xml:space="preserve">Bettim may modify prices, bundles, or denominations of Coins and digital items prospectively at any time. Price changes do not affect completed purchases. Bettim may adjust coin denominations, bundles, accrual rates, sinks, and in-app pricing prospectively. Changes will not affect completed purchases or previously granted licenses.</w:t>
+        <w:t xml:space="preserve">BUL may modify prices, bundles, or denominations of Coins and digital items prospectively at any time. Price changes do not affect completed purchases. BUL may adjust coin denominations, bundles, accrual rates, sinks, and in-app pricing prospectively. Changes will not affect completed purchases or previously granted licenses.</w:t>
       </w:r>
     </w:p>
     <w:p>
@@ -2957,7 +2957,7 @@
           <w:szCs w:val="24"/>
           <w:rtl w:val="0"/>
         </w:rPr>
-        <w:t xml:space="preserve">Bettim supports predictions across multiple sports and leagues.</w:t>
+        <w:t xml:space="preserve">BUL supports predictions across multiple sports and leagues.</w:t>
       </w:r>
     </w:p>
     <w:p>
@@ -3006,7 +3006,7 @@
           <w:szCs w:val="24"/>
           <w:rtl w:val="0"/>
         </w:rPr>
-        <w:t xml:space="preserve">Third-party sports data is provided for entertainment only and may be incomplete or inaccurate. Official sports data may be subject to delays or inaccuracies beyond Bettim’s control. Bettim is not responsible for data discrepancies between in-app and official results.</w:t>
+        <w:t xml:space="preserve">Third-party sports data is provided for entertainment only and may be incomplete or inaccurate. Official sports data may be subject to delays or inaccuracies beyond BUL’s control. BUL is not responsible for data discrepancies between in-app and official results.</w:t>
       </w:r>
     </w:p>
     <w:p>
@@ -3104,7 +3104,7 @@
           <w:szCs w:val="24"/>
           <w:rtl w:val="0"/>
         </w:rPr>
-        <w:t xml:space="preserve">Bettim may take up to seventy-two (72) hours after a LiveEvent concludes to validate official data and apply any necessary corrections to standings and displays.</w:t>
+        <w:t xml:space="preserve">BUL may take up to seventy-two (72) hours after a LiveEvent concludes to validate official data and apply any necessary corrections to standings and displays.</w:t>
       </w:r>
     </w:p>
     <w:p>
@@ -3153,7 +3153,7 @@
           <w:szCs w:val="24"/>
           <w:rtl w:val="0"/>
         </w:rPr>
-        <w:t xml:space="preserve">Bettim may recognize top-performing users through in-app leaderboards, badges, or profile highlights. Such recognition has no monetary value, cannot be sold or transferred, and may be revoked at any time. Bettim reserves the right to remove or modify leaderboard standings or badges at its sole discretion, including in cases of suspected fraud, manipulation, or technical errors.</w:t>
+        <w:t xml:space="preserve">BUL may recognize top-performing users through in-app leaderboards, badges, or profile highlights. Such recognition has no monetary value, cannot be sold or transferred, and may be revoked at any time. BUL reserves the right to remove or modify leaderboard standings or badges at its sole discretion, including in cases of suspected fraud, manipulation, or technical errors.</w:t>
       </w:r>
     </w:p>
     <w:p>
@@ -3239,7 +3239,7 @@
           <w:rtl w:val="0"/>
         </w:rPr>
         <w:br w:type="textWrapping"/>
-        <w:t xml:space="preserve">Certain features (e.g., leaderboards, rankings, and where available chat or community features) are inherently public. By using these features, you agree to the display of your username, avatar, and performance in those contexts. You may choose a pseudonym instead of your legal name. Bettim will not use your personal data for external advertising or commercial endorsements without your separate, explicit consent where required by law.</w:t>
+        <w:t xml:space="preserve">Certain features (e.g., leaderboards, rankings, and where available chat or community features) are inherently public. By using these features, you agree to the display of your username, avatar, and performance in those contexts. You may choose a pseudonym instead of your legal name. BUL will not use your personal data for external advertising or commercial endorsements without your separate, explicit consent where required by law.</w:t>
       </w:r>
       <w:r>
         <w:rPr>
@@ -3342,7 +3342,7 @@
           <w:szCs w:val="24"/>
           <w:rtl w:val="0"/>
         </w:rPr>
-        <w:t xml:space="preserve">From time to time, Bettim may offer promotional activities or contests governed by separate rules. Participation is voluntary and subject to eligibility and applicable law.</w:t>
+        <w:t xml:space="preserve">From time to time, BUL may offer promotional activities or contests governed by separate rules. Participation is voluntary and subject to eligibility and applicable law.</w:t>
       </w:r>
     </w:p>
     <w:p>
@@ -3391,7 +3391,7 @@
           <w:szCs w:val="24"/>
           <w:rtl w:val="0"/>
         </w:rPr>
-        <w:t xml:space="preserve">Bettim may modify or void predictions, scores, or rankings affected by technical errors, bugs, or fraudulent activity. This also includes any LiveEvent impacted by incorrect data feeds or the official suspension or cancellation of a real-world sporting event.</w:t>
+        <w:t xml:space="preserve">BUL may modify or void predictions, scores, or rankings affected by technical errors, bugs, or fraudulent activity. This also includes any LiveEvent impacted by incorrect data feeds or the official suspension or cancellation of a real-world sporting event.</w:t>
         <w:br w:type="textWrapping"/>
         <w:t xml:space="preserve"> Retroactive Effect. Remedies and cancellations under this Section may be applied retroactively to affected entries, standings, or balances where post-review determines inaccuracy, error, or abuse.</w:t>
       </w:r>
@@ -3442,7 +3442,7 @@
           <w:szCs w:val="24"/>
           <w:rtl w:val="0"/>
         </w:rPr>
-        <w:t xml:space="preserve">Bettim may temporarily suspend access for maintenance or updates without liability.</w:t>
+        <w:t xml:space="preserve">BUL may temporarily suspend access for maintenance or updates without liability.</w:t>
       </w:r>
     </w:p>
     <w:p>
@@ -3546,7 +3546,7 @@
           <w:szCs w:val="24"/>
           <w:rtl w:val="0"/>
         </w:rPr>
-        <w:t xml:space="preserve"> You agree not to: (a) harass, bully, threaten, or incite violence; (b) post hateful, discriminatory, obscene, or unlawful content; (c) dox, stalk, impersonate others, or misrepresent your identity; (d) spam, advertise, or solicit; (e) share illegal, infringing, or privacy-violating content; (f) upload or share malicious links, files, or code; or (g) otherwise use the Services in a manner that Bettim, in its sole discretion, considers abusive, unsafe, or harmful.</w:t>
+        <w:t xml:space="preserve"> You agree not to: (a) harass, bully, threaten, or incite violence; (b) post hateful, discriminatory, obscene, or unlawful content; (c) dox, stalk, impersonate others, or misrepresent your identity; (d) spam, advertise, or solicit; (e) share illegal, infringing, or privacy-violating content; (f) upload or share malicious links, files, or code; or (g) otherwise use the Services in a manner that BUL, in its sole discretion, considers abusive, unsafe, or harmful.</w:t>
       </w:r>
     </w:p>
     <w:p>
@@ -3608,7 +3608,7 @@
           <w:szCs w:val="24"/>
           <w:rtl w:val="0"/>
         </w:rPr>
-        <w:t xml:space="preserve"> Content posted by users (“User Content”) is created and provided by users, not by Bettim. You are solely responsible for your User Content and for any consequences of posting, sharing, or relying on User Content. Bettim does not endorse, verify, or guarantee the accuracy, completeness, legality, or appropriateness of any User Content, and Bettim is not responsible or liable for User Content posted by users, including statements, advice, links, files, or offers shared by users.</w:t>
+        <w:t xml:space="preserve"> Content posted by users (“User Content”) is created and provided by users, not by BUL. You are solely responsible for your User Content and for any consequences of posting, sharing, or relying on User Content. BUL does not endorse, verify, or guarantee the accuracy, completeness, legality, or appropriateness of any User Content, and BUL is not responsible or liable for User Content posted by users, including statements, advice, links, files, or offers shared by users.</w:t>
         <w:br w:type="textWrapping"/>
       </w:r>
       <w:r>
@@ -3618,7 +3618,7 @@
           <w:szCs w:val="24"/>
           <w:rtl w:val="0"/>
         </w:rPr>
-        <w:t xml:space="preserve">You use and rely on User Content at your own risk. Bettim is not responsible for any decisions, actions, or outcomes resulting from User Content or user interactions.</w:t>
+        <w:t xml:space="preserve">You use and rely on User Content at your own risk. BUL is not responsible for any decisions, actions, or outcomes resulting from User Content or user interactions.</w:t>
       </w:r>
       <w:r>
         <w:rPr>
@@ -3654,7 +3654,7 @@
           <w:szCs w:val="24"/>
           <w:rtl w:val="0"/>
         </w:rPr>
-        <w:t xml:space="preserve"> Bettim has no obligation to monitor, pre-screen, or filter User Content and does not guarantee that any moderation will be timely, complete, or error-free. Bettim may (but is not required to) remove, restrict, disable access to, or preserve User Content or access to community features at any time to enforce these Terms, comply with law, respond to complaints, protect users, or maintain platform integrity.</w:t>
+        <w:t xml:space="preserve"> BUL has no obligation to monitor, pre-screen, or filter User Content and does not guarantee that any moderation will be timely, complete, or error-free. BUL may (but is not required to) remove, restrict, disable access to, or preserve User Content or access to community features at any time to enforce these Terms, comply with law, respond to complaints, protect users, or maintain platform integrity.</w:t>
       </w:r>
     </w:p>
     <w:p>
@@ -3716,7 +3716,7 @@
           <w:szCs w:val="24"/>
           <w:rtl w:val="0"/>
         </w:rPr>
-        <w:t xml:space="preserve"> Bettim is not responsible for user interactions, disputes, or any harm, loss, or damage resulting from communications or interactions between users, whether online or offline.</w:t>
+        <w:t xml:space="preserve"> BUL is not responsible for user interactions, disputes, or any harm, loss, or damage resulting from communications or interactions between users, whether online or offline.</w:t>
       </w:r>
     </w:p>
     <w:p>
@@ -3817,7 +3817,7 @@
           <w:szCs w:val="24"/>
           <w:rtl w:val="0"/>
         </w:rPr>
-        <w:t xml:space="preserve">Specific game mechanics, tie-breakers, scoring, eligibility criteria, and other gameplay details may be set forth in separate in-app “Game Rules” or “House Rules,” which Bettim may update from time to time. In the event of conflict, the Game Rules control solely as to gameplay mechanics; these Terms control in all other respects. Game Rules are provided solely for gameplay mechanics and fairness; they do not create any monetary rights, vested interests, or transferable property of any kind.</w:t>
+        <w:t xml:space="preserve">Specific game mechanics, tie-breakers, scoring, eligibility criteria, and other gameplay details may be set forth in separate in-app “Game Rules” or “House Rules,” which BUL may update from time to time. In the event of conflict, the Game Rules control solely as to gameplay mechanics; these Terms control in all other respects. Game Rules are provided solely for gameplay mechanics and fairness; they do not create any monetary rights, vested interests, or transferable property of any kind.</w:t>
         <w:br w:type="textWrapping"/>
         <w:t xml:space="preserve"> Operational Sync. House Rules may reference the operational correction window in §5.2b; where they do, that window applies solely to data validation and fairness, not to create any property or monetary rights.</w:t>
       </w:r>
@@ -3888,7 +3888,7 @@
           <w:szCs w:val="24"/>
           <w:rtl w:val="0"/>
         </w:rPr>
-        <w:t xml:space="preserve">Side Bets settle automatically based on the applicable Game Rules and the official or validated data sources described in §5.2–§5.2b. Bettim may declare a Side Bet void, cancel it, or resettle it where: (i) the underlying LiveEvent is suspended, canceled, or materially altered; (ii) relevant data is missing, delayed, or corrected; (iii) a technical error, display error, or feed issue materially impacts the Side Bet; or (iv) the outcome cannot be fairly determined.</w:t>
+        <w:t xml:space="preserve">Side Bets settle automatically based on the applicable Game Rules and the official or validated data sources described in §5.2–§5.2b. BUL may declare a Side Bet void, cancel it, or resettle it where: (i) the underlying LiveEvent is suspended, canceled, or materially altered; (ii) relevant data is missing, delayed, or corrected; (iii) a technical error, display error, or feed issue materially impacts the Side Bet; or (iv) the outcome cannot be fairly determined.</w:t>
       </w:r>
     </w:p>
     <w:p>
@@ -3928,7 +3928,7 @@
           <w:szCs w:val="24"/>
           <w:rtl w:val="0"/>
         </w:rPr>
-        <w:t xml:space="preserve">Timing and display within the Services (including Side Bets countdowns, offers, multipliers, and availability) may be subject to latency or synchronization differences. Bettim’s server records and Game Rules determine the official open/close time and settlement of any Side Bet.</w:t>
+        <w:t xml:space="preserve">Timing and display within the Services (including Side Bets countdowns, offers, multipliers, and availability) may be subject to latency or synchronization differences. BUL’s server records and Game Rules determine the official open/close time and settlement of any Side Bet.</w:t>
       </w:r>
     </w:p>
     <w:p>
@@ -4006,7 +4006,7 @@
           <w:szCs w:val="24"/>
           <w:rtl w:val="0"/>
         </w:rPr>
-        <w:t xml:space="preserve">The Services are provided “as is” and “as available,” without warranties of any kind, either express or implied. Bettim does not guarantee continuous, error-free, or secure operation of the Services, nor that the Services or data will be free from loss, corruption, attack, or unauthorized access. Bettim does not guarantee that the Services will be available on any particular hardware or devices or that updates will support all previous device models or OS versions. Bettim disclaims all implied warranties of merchantability, fitness for a particular purpose, title, and non-infringement to the fullest extent permitted by law.</w:t>
+        <w:t xml:space="preserve">The Services are provided “as is” and “as available,” without warranties of any kind, either express or implied. BUL does not guarantee continuous, error-free, or secure operation of the Services, nor that the Services or data will be free from loss, corruption, attack, or unauthorized access. BUL does not guarantee that the Services will be available on any particular hardware or devices or that updates will support all previous device models or OS versions. BUL disclaims all implied warranties of merchantability, fitness for a particular purpose, title, and non-infringement to the fullest extent permitted by law.</w:t>
       </w:r>
     </w:p>
     <w:p>
@@ -4055,7 +4055,7 @@
           <w:szCs w:val="24"/>
           <w:rtl w:val="0"/>
         </w:rPr>
-        <w:t xml:space="preserve">To the maximum extent permitted by law, Bettim shall not be liable for indirect, incidental, consequential, or punitive damages, including loss of data, profits, or revenue, even if Bettim has been advised of the possibility of such damages.</w:t>
+        <w:t xml:space="preserve">To the maximum extent permitted by law, BUL shall not be liable for indirect, incidental, consequential, or punitive damages, including loss of data, profits, or revenue, even if BUL has been advised of the possibility of such damages.</w:t>
       </w:r>
     </w:p>
     <w:p>
@@ -4104,7 +4104,7 @@
           <w:szCs w:val="24"/>
           <w:rtl w:val="0"/>
         </w:rPr>
-        <w:t xml:space="preserve">To the maximum extent permitted by law, Bettim’s total aggregate liability shall not exceed the greater of: (a) the total amount you paid to Bettim in the preceding twelve (12) months, or (b) USD $500.</w:t>
+        <w:t xml:space="preserve">To the maximum extent permitted by law, BUL’s total aggregate liability shall not exceed the greater of: (a) the total amount you paid to BUL in the preceding twelve (12) months, or (b) USD $500.</w:t>
       </w:r>
     </w:p>
     <w:p>
@@ -4448,7 +4448,7 @@
           <w:szCs w:val="24"/>
           <w:rtl w:val="0"/>
         </w:rPr>
-        <w:t xml:space="preserve">Bettim may suspend or terminate any account that violates these Terms, including engaging in any prohibited activities under Section 3.4. Termination may occur without prior notice if deemed necessary to protect the integrity of the platform or comply with legal requirements.</w:t>
+        <w:t xml:space="preserve">BUL may suspend or terminate any account that violates these Terms, including engaging in any prohibited activities under Section 3.4. Termination may occur without prior notice if deemed necessary to protect the integrity of the platform or comply with legal requirements.</w:t>
       </w:r>
     </w:p>
     <w:p>
@@ -4546,7 +4546,7 @@
           <w:szCs w:val="24"/>
           <w:rtl w:val="0"/>
         </w:rPr>
-        <w:t xml:space="preserve">Accounts inactive for 36 consecutive months may be deemed dormant. Bettim will attempt to notify you at least 90 days before closure via the contact information associated with your Account. Where required by law, unclaimed property may be reported or remitted to the appropriate authority.</w:t>
+        <w:t xml:space="preserve">Accounts inactive for 36 consecutive months may be deemed dormant. BUL will attempt to notify you at least 90 days before closure via the contact information associated with your Account. Where required by law, unclaimed property may be reported or remitted to the appropriate authority.</w:t>
       </w:r>
     </w:p>
     <w:p>
@@ -4595,7 +4595,7 @@
           <w:szCs w:val="24"/>
           <w:rtl w:val="0"/>
         </w:rPr>
-        <w:t xml:space="preserve">Accounts inactive for 36 consecutive months may be closed after at least 90 days’ notice. Upon closure, all virtual currency and digital items are forfeited and have no cash redemption value. Where applicable state law treats dormant virtual currency as reportable property despite the lack of cash value, Bettim will comply with any required reporting obligations. Nothing in this Section creates any right to cash redemption or conversion of virtual currency. Nothing in this Section shall be construed to create any fiduciary relationship between Bettim and users.</w:t>
+        <w:t xml:space="preserve">Accounts inactive for 36 consecutive months may be closed after at least 90 days’ notice. Upon closure, all virtual currency and digital items are forfeited and have no cash redemption value. Where applicable state law treats dormant virtual currency as reportable property despite the lack of cash value, BUL will comply with any required reporting obligations. Nothing in this Section creates any right to cash redemption or conversion of virtual currency. Nothing in this Section shall be construed to create any fiduciary relationship between BUL and users.</w:t>
       </w:r>
     </w:p>
     <w:p>
@@ -4644,7 +4644,7 @@
           <w:szCs w:val="24"/>
           <w:rtl w:val="0"/>
         </w:rPr>
-        <w:t xml:space="preserve">Bettim may cancel entries, games, or standings affected by technical errors, bugs, fraud, or rule violations. Cancellations may occur retroactively if subsequent review identifies irregularities.</w:t>
+        <w:t xml:space="preserve">BUL may cancel entries, games, or standings affected by technical errors, bugs, fraud, or rule violations. Cancellations may occur retroactively if subsequent review identifies irregularities.</w:t>
         <w:br w:type="textWrapping"/>
         <w:t xml:space="preserve"> Retroactive Effect. Remedies and cancellations under this Section may be applied retroactively to affected entries, standings, or balances where post-review determines inaccuracy, error, or abuse.</w:t>
       </w:r>
@@ -4695,7 +4695,7 @@
           <w:szCs w:val="24"/>
           <w:rtl w:val="0"/>
         </w:rPr>
-        <w:t xml:space="preserve">You may request closure of your Account at any time by contacting support@bettim.co or via any in-app account deletion flow (where available). Account closure is permanent, revokes all associated licenses to Coins and digital items, and results in forfeiture of any balances or virtual items (which have no cash value). Closure does not override Bettim’s rights or obligations regarding data retention as described in the Privacy Policy. Following an account closure request, Bettim may preserve limited records where reasonably necessary to comply with law, enforce these Terms, or establish, exercise, or defend legal claims.</w:t>
+        <w:t xml:space="preserve">You may request closure of your Account at any time by contacting support@bettim.co or via any in-app account deletion flow (where available). Account closure is permanent, revokes all associated licenses to Coins and digital items, and results in forfeiture of any balances or virtual items (which have no cash value). Closure does not override BUL’s rights or obligations regarding data retention as described in the Privacy Policy. Following an account closure request, BUL may preserve limited records where reasonably necessary to comply with law, enforce these Terms, or establish, exercise, or defend legal claims.</w:t>
       </w:r>
     </w:p>
     <w:p>
@@ -4744,7 +4744,7 @@
           <w:szCs w:val="24"/>
           <w:rtl w:val="0"/>
         </w:rPr>
-        <w:t xml:space="preserve">Bettim may suspend, modify, or discontinue all or any part of the Services (including particular features) for maintenance, security, operational, or legal reasons upon reasonable notice where practicable. Bettim will make reasonable efforts to provide notice where practicable. Such changes do not entitle you to any refund or compensation with respect to Coins or digital items (which have no cash value), to the extent permitted by law. Where legally required, Bettim will provide users with an opportunity to export non-proprietary data (e.g., leaderboard history) before discontinuation.</w:t>
+        <w:t xml:space="preserve">BUL may suspend, modify, or discontinue all or any part of the Services (including particular features) for maintenance, security, operational, or legal reasons upon reasonable notice where practicable. BUL will make reasonable efforts to provide notice where practicable. Such changes do not entitle you to any refund or compensation with respect to Coins or digital items (which have no cash value), to the extent permitted by law. Where legally required, BUL will provide users with an opportunity to export non-proprietary data (e.g., leaderboard history) before discontinuation.</w:t>
       </w:r>
     </w:p>
     <w:p>
@@ -4843,7 +4843,7 @@
           <w:szCs w:val="24"/>
           <w:rtl w:val="0"/>
         </w:rPr>
-        <w:t xml:space="preserve">You agree to indemnify, defend, and hold harmless Bettim, its affiliates, officers, directors, employees, agents, licensors, and suppliers from and against any claims, damages, liabilities, losses, costs, or expenses (including reasonable attorney fees) arising from: (a) your violation of these Terms; (b) your violation of applicable law; (c) infringement of third-party rights; or (d) any fraudulent, negligent, or willful misconduct by you. This does not apply to claims arising solely from Bettim’s negligence or willful misconduct.</w:t>
+        <w:t xml:space="preserve">You agree to indemnify, defend, and hold harmless BUL, its affiliates, officers, directors, employees, agents, licensors, and suppliers from and against any claims, damages, liabilities, losses, costs, or expenses (including reasonable attorney fees) arising from: (a) your violation of these Terms; (b) your violation of applicable law; (c) infringement of third-party rights; or (d) any fraudulent, negligent, or willful misconduct by you. This does not apply to claims arising solely from BUL’s negligence or willful misconduct.</w:t>
       </w:r>
     </w:p>
     <w:p>
@@ -4892,7 +4892,7 @@
           <w:szCs w:val="24"/>
           <w:rtl w:val="0"/>
         </w:rPr>
-        <w:t xml:space="preserve">Before initiating arbitration or legal action, both parties agree to attempt to resolve any dispute informally by contacting support@bettim.co. Include a description of the issue and your contact details. Bettim will respond within 30 days. If not resolved within 60 days, either party may proceed to arbitration.</w:t>
+        <w:t xml:space="preserve">Before initiating arbitration or legal action, both parties agree to attempt to resolve any dispute informally by contacting support@bettim.co. Include a description of the issue and your contact details. BUL will respond within 30 days. If not resolved within 60 days, either party may proceed to arbitration.</w:t>
       </w:r>
     </w:p>
     <w:p>
@@ -5128,7 +5128,7 @@
           <w:szCs w:val="24"/>
           <w:rtl w:val="0"/>
         </w:rPr>
-        <w:t xml:space="preserve">Notwithstanding §8.3, Bettim may seek injunctive or equitable relief in any competent court, including the courts of Tel Aviv–Yafo, Israel, without posting bond, to prevent unauthorized use, fraud, or infringement.</w:t>
+        <w:t xml:space="preserve">Notwithstanding §8.3, BUL may seek injunctive or equitable relief in any competent court, including the courts of Tel Aviv–Yafo, Israel, without posting bond, to prevent unauthorized use, fraud, or infringement.</w:t>
       </w:r>
     </w:p>
     <w:p>
@@ -5373,7 +5373,7 @@
           <w:szCs w:val="24"/>
           <w:rtl w:val="0"/>
         </w:rPr>
-        <w:t xml:space="preserve">To the extent permitted by law, you and Bettim waive any right to a jury trial for any dispute, claim, or cause of action arising out of or relating to these Terms or the Services.</w:t>
+        <w:t xml:space="preserve">To the extent permitted by law, you and BUL waive any right to a jury trial for any dispute, claim, or cause of action arising out of or relating to these Terms or the Services.</w:t>
       </w:r>
     </w:p>
     <w:p>
@@ -5495,9 +5495,9 @@
           <w:szCs w:val="24"/>
           <w:rtl w:val="0"/>
         </w:rPr>
-        <w:t xml:space="preserve">All software, source code, graphics, text, logos, audiovisual elements, trademarks, and other content within the Services are owned exclusively by Bettim or its licensors. All trademarks, logos, and service marks displayed within the Services are the property of their respective owners. Nothing herein grants any license or right to use them without express permission. You may not copy, reproduce, distribute, publicly display, or create derivative works without Bettim’s express written consent. All rights not expressly granted are reserved by Bettim.</w:t>
+        <w:t xml:space="preserve">All software, source code, graphics, text, logos, audiovisual elements, trademarks, and other content within the Services are owned exclusively by BUL or its licensors. All trademarks, logos, and service marks displayed within the Services are the property of their respective owners. Nothing herein grants any license or right to use them without express permission. You may not copy, reproduce, distribute, publicly display, or create derivative works without BUL’s express written consent. All rights not expressly granted are reserved by BUL.</w:t>
         <w:br w:type="textWrapping"/>
-        <w:t xml:space="preserve">For clarity, Bettim does not claim ownership of any third-party trademarks or league/team branding that may appear in the Services, and any such use is solely descriptive and does not imply endorsement or affiliation.</w:t>
+        <w:t xml:space="preserve">For clarity, BUL does not claim ownership of any third-party trademarks or league/team branding that may appear in the Services, and any such use is solely descriptive and does not imply endorsement or affiliation.</w:t>
       </w:r>
     </w:p>
     <w:p>
@@ -5577,16 +5577,16 @@
           <w:szCs w:val="24"/>
           <w:rtl w:val="0"/>
         </w:rPr>
-        <w:t xml:space="preserve">License to Bettim.</w:t>
-      </w:r>
-      <w:r>
-        <w:rPr>
-          <w:color w:val="0f1115"/>
-          <w:sz w:val="24"/>
-          <w:szCs w:val="24"/>
-          <w:rtl w:val="0"/>
-        </w:rPr>
-        <w:t xml:space="preserve"> By uploading, posting, or sharing any User Content through the Services, you grant Bettim a non-exclusive, worldwide, royalty-free, sublicensable, and transferable license to host, store, use, reproduce, modify (for formatting and display), communicate, and display that User Content as reasonably necessary to operate, maintain, secure, and improve the Services. You represent and warrant that you have all necessary rights to grant this license and that your User Content does not violate these Terms or applicable law.</w:t>
+        <w:t xml:space="preserve">License to BUL.</w:t>
+      </w:r>
+      <w:r>
+        <w:rPr>
+          <w:color w:val="0f1115"/>
+          <w:sz w:val="24"/>
+          <w:szCs w:val="24"/>
+          <w:rtl w:val="0"/>
+        </w:rPr>
+        <w:t xml:space="preserve"> By uploading, posting, or sharing any User Content through the Services, you grant BUL a non-exclusive, worldwide, royalty-free, sublicensable, and transferable license to host, store, use, reproduce, modify (for formatting and display), communicate, and display that User Content as reasonably necessary to operate, maintain, secure, and improve the Services. You represent and warrant that you have all necessary rights to grant this license and that your User Content does not violate these Terms or applicable law.</w:t>
       </w:r>
     </w:p>
     <w:p>
@@ -5617,7 +5617,7 @@
           <w:szCs w:val="24"/>
           <w:rtl w:val="0"/>
         </w:rPr>
-        <w:t xml:space="preserve"> You are solely responsible for your User Content and for any consequences of posting, sharing, or relying on User Content. Bettim does not endorse, verify, or guarantee the accuracy, integrity, quality, legality, or appropriateness of User Content, and Bettim is not responsible or liable for User Content posted by users, including statements, advice, links, files, or offers shared by users.</w:t>
+        <w:t xml:space="preserve"> You are solely responsible for your User Content and for any consequences of posting, sharing, or relying on User Content. BUL does not endorse, verify, or guarantee the accuracy, integrity, quality, legality, or appropriateness of User Content, and BUL is not responsible or liable for User Content posted by users, including statements, advice, links, files, or offers shared by users.</w:t>
       </w:r>
     </w:p>
     <w:p>
@@ -5648,7 +5648,7 @@
           <w:szCs w:val="24"/>
           <w:rtl w:val="0"/>
         </w:rPr>
-        <w:t xml:space="preserve"> Bettim has no obligation to monitor, pre-screen, or filter User Content and does not guarantee that any moderation will be timely, complete, or error-free. Bettim may (but is not required to) remove, restrict, disable access to, or preserve User Content, or limit access to community features, at any time to enforce these Terms, comply with law, respond to complaints, protect users, or maintain platform integrity.</w:t>
+        <w:t xml:space="preserve"> BUL has no obligation to monitor, pre-screen, or filter User Content and does not guarantee that any moderation will be timely, complete, or error-free. BUL may (but is not required to) remove, restrict, disable access to, or preserve User Content, or limit access to community features, at any time to enforce these Terms, comply with law, respond to complaints, protect users, or maintain platform integrity.</w:t>
       </w:r>
     </w:p>
     <w:p>
@@ -5679,7 +5679,7 @@
           <w:szCs w:val="24"/>
           <w:rtl w:val="0"/>
         </w:rPr>
-        <w:t xml:space="preserve"> For the avoidance of doubt, Bettim may use non-sensitive excerpts of User Content (such as usernames or avatars) for in-product announcements, release notes, or onboarding flows solely to illustrate platform features, provided such use complies with these Terms and the Privacy Policy.</w:t>
+        <w:t xml:space="preserve"> For the avoidance of doubt, BUL may use non-sensitive excerpts of User Content (such as usernames or avatars) for in-product announcements, release notes, or onboarding flows solely to illustrate platform features, provided such use complies with these Terms and the Privacy Policy.</w:t>
       </w:r>
     </w:p>
     <w:p>
@@ -5743,18 +5743,18 @@
         <w:br w:type="textWrapping"/>
         <w:t xml:space="preserve">f. Your electronic or physical signature.</w:t>
         <w:br w:type="textWrapping"/>
-        <w:t xml:space="preserve">Bettim maintains a designated DMCA Agent and has registered with the U.S. Copyright Office to preserve safe-harbor protections. </w:t>
-      </w:r>
-      <w:r>
-        <w:rPr>
-          <w:b w:val="1"/>
-          <w:bCs w:val="1"/>
-          <w:color w:val="0f1115"/>
-          <w:sz w:val="24"/>
-          <w:szCs w:val="24"/>
-          <w:rtl w:val="0"/>
-        </w:rPr>
-        <w:t xml:space="preserve">Bettim will respond to DMCA notices in accordance with 17 U.S.C. §512 and related regulations.</w:t>
+        <w:t xml:space="preserve">BUL maintains a designated DMCA Agent and has registered with the U.S. Copyright Office to preserve safe-harbor protections. </w:t>
+      </w:r>
+      <w:r>
+        <w:rPr>
+          <w:b w:val="1"/>
+          <w:bCs w:val="1"/>
+          <w:color w:val="0f1115"/>
+          <w:sz w:val="24"/>
+          <w:szCs w:val="24"/>
+          <w:rtl w:val="0"/>
+        </w:rPr>
+        <w:t xml:space="preserve">BUL will respond to DMCA notices in accordance with 17 U.S.C. §512 and related regulations.</w:t>
         <w:br w:type="textWrapping"/>
         <w:t xml:space="preserve">9.3a DMCA Counter-Notice</w:t>
         <w:br w:type="textWrapping"/>
@@ -5766,7 +5766,7 @@
           <w:szCs w:val="24"/>
           <w:rtl w:val="0"/>
         </w:rPr>
-        <w:t xml:space="preserve">If you believe that your content was removed or disabled as a result of mistake or misidentification, you may submit a counter-notice to dmca@bettim.co including: (a) identification of the material removed and its prior location; (b) your name, address, telephone number, and email; (c) a statement under penalty of perjury that you have a good-faith belief the material was removed or disabled due to mistake or misidentification; (d) a statement that you consent to the jurisdiction of the courts in Tel Aviv–Yafo, Israel, and that you will accept service of process from the person who provided the original notice; and (e) your electronic or physical signature. Bettim may restore the material in accordance with applicable law.</w:t>
+        <w:t xml:space="preserve">If you believe that your content was removed or disabled as a result of mistake or misidentification, you may submit a counter-notice to dmca@bettim.co including: (a) identification of the material removed and its prior location; (b) your name, address, telephone number, and email; (c) a statement under penalty of perjury that you have a good-faith belief the material was removed or disabled due to mistake or misidentification; (d) a statement that you consent to the jurisdiction of the courts in Tel Aviv–Yafo, Israel, and that you will accept service of process from the person who provided the original notice; and (e) your electronic or physical signature. BUL may restore the material in accordance with applicable law.</w:t>
       </w:r>
     </w:p>
     <w:p>
@@ -5872,7 +5872,7 @@
         <w:rPr>
           <w:rtl w:val="0"/>
         </w:rPr>
-        <w:t xml:space="preserve">Bettim shall not be liable for any failure or delay in performance caused by events beyond its reasonable control, including natural disasters, war, civil unrest, power failures, labor disputes, pandemics, or governmental actions.</w:t>
+        <w:t xml:space="preserve">BUL shall not be liable for any failure or delay in performance caused by events beyond its reasonable control, including natural disasters, war, civil unrest, power failures, labor disputes, pandemics, or governmental actions.</w:t>
       </w:r>
     </w:p>
     <w:p>
@@ -5912,7 +5912,7 @@
         <w:rPr>
           <w:rtl w:val="0"/>
         </w:rPr>
-        <w:t xml:space="preserve">Any feedback, suggestions, or ideas you provide to Bettim are deemed non-confidential and may be used freely without acknowledgment, compensation, or obligation. To the extent permitted by law, you waive any moral rights in such feedback. Bettim may use aggregated or anonymized feedback to enhance its Services.</w:t>
+        <w:t xml:space="preserve">Any feedback, suggestions, or ideas you provide to BUL are deemed non-confidential and may be used freely without acknowledgment, compensation, or obligation. To the extent permitted by law, you waive any moral rights in such feedback. BUL may use aggregated or anonymized feedback to enhance its Services.</w:t>
       </w:r>
     </w:p>
     <w:p>
@@ -5952,7 +5952,7 @@
         <w:rPr>
           <w:rtl w:val="0"/>
         </w:rPr>
-        <w:t xml:space="preserve">Bettim may assign or transfer its rights or obligations under these Terms, in whole or in part, without notice. You may not assign your rights or obligations without Bettim’s prior written consent.</w:t>
+        <w:t xml:space="preserve">BUL may assign or transfer its rights or obligations under these Terms, in whole or in part, without notice. You may not assign your rights or obligations without BUL’s prior written consent.</w:t>
       </w:r>
     </w:p>
     <w:p>
@@ -5992,7 +5992,7 @@
         <w:rPr>
           <w:rtl w:val="0"/>
         </w:rPr>
-        <w:t xml:space="preserve">The Services are independent of Apple Inc. and Google LLC. Apple and Google are not responsible for Bettim’s performance or support.</w:t>
+        <w:t xml:space="preserve">The Services are independent of Apple Inc. and Google LLC. Apple and Google are not responsible for BUL’s performance or support.</w:t>
       </w:r>
     </w:p>
     <w:p>
@@ -6032,7 +6032,7 @@
         <w:rPr>
           <w:rtl w:val="0"/>
         </w:rPr>
-        <w:t xml:space="preserve">(i) These Terms are between you and Bettim only, not with Apple. (ii) Bettim, not Apple, is solely responsible for the App and its content. (iii) Apple has no obligation to furnish maintenance or support services. (iv) To the maximum extent permitted by law, Apple will have no warranty obligations with respect to the App; any claims or liabilities will be Bettim’s responsibility. (v) Apple is a third-party beneficiary of these Terms and may enforce them against you. (vi) If the iOS App fails to conform to warranty, you may notify Apple for a refund (if any), and Apple will have no further obligations regarding the App.</w:t>
+        <w:t xml:space="preserve">(i) These Terms are between you and BUL only, not with Apple. (ii) BUL, not Apple, is solely responsible for the App and its content. (iii) Apple has no obligation to furnish maintenance or support services. (iv) To the maximum extent permitted by law, Apple will have no warranty obligations with respect to the App; any claims or liabilities will be BUL’s responsibility. (v) Apple is a third-party beneficiary of these Terms and may enforce them against you. (vi) If the iOS App fails to conform to warranty, you may notify Apple for a refund (if any), and Apple will have no further obligations regarding the App.</w:t>
       </w:r>
     </w:p>
     <w:p>
@@ -6072,7 +6072,7 @@
         <w:rPr>
           <w:rtl w:val="0"/>
         </w:rPr>
-        <w:t xml:space="preserve">Bettim may disclose user information when required by law, subpoena, or court order, or when reasonably necessary to protect its legal interests, enforce these Terms, or prevent fraud. Bettim complies with all applicable data-protection and privacy laws when handling such requests and will release data only after proper legal verification. Bettim may retain records of legal or governmental data requests for audit and compliance purposes in accordance with its Privacy Policy. Following an account closure request, Bettim may preserve limited records where reasonably necessary to comply with law, enforce these Terms, or establish, exercise, or defend legal claims.</w:t>
+        <w:t xml:space="preserve">BUL may disclose user information when required by law, subpoena, or court order, or when reasonably necessary to protect its legal interests, enforce these Terms, or prevent fraud. BUL complies with all applicable data-protection and privacy laws when handling such requests and will release data only after proper legal verification. BUL may retain records of legal or governmental data requests for audit and compliance purposes in accordance with its Privacy Policy. Following an account closure request, BUL may preserve limited records where reasonably necessary to comply with law, enforce these Terms, or establish, exercise, or defend legal claims.</w:t>
       </w:r>
     </w:p>
     <w:p>
@@ -6112,7 +6112,7 @@
         <w:rPr>
           <w:rtl w:val="0"/>
         </w:rPr>
-        <w:t xml:space="preserve">If a data breach or security incident occurs, Bettim will notify affected users and authorities as required by applicable law and its Privacy Policy. Bettim maintains and periodically tests an incident response plan to ensure timely detection, containment, and reporting of security events.</w:t>
+        <w:t xml:space="preserve">If a data breach or security incident occurs, BUL will notify affected users and authorities as required by applicable law and its Privacy Policy. BUL maintains and periodically tests an incident response plan to ensure timely detection, containment, and reporting of security events.</w:t>
       </w:r>
     </w:p>
     <w:p>
@@ -6152,7 +6152,7 @@
         <w:rPr>
           <w:rtl w:val="0"/>
         </w:rPr>
-        <w:t xml:space="preserve">The Services may contain links to or integrate third-party services (including analytics, crash reporting, or cloud providers). Bettim does not control and is not responsible for third-party services. Your use of such services is subject to their own terms and privacy policies. Bettim is not liable for any damages arising from your use of third-party services.</w:t>
+        <w:t xml:space="preserve">The Services may contain links to or integrate third-party services (including analytics, crash reporting, or cloud providers). BUL does not control and is not responsible for third-party services. Your use of such services is subject to their own terms and privacy policies. BUL is not liable for any damages arising from your use of third-party services.</w:t>
       </w:r>
     </w:p>
     <w:p>
@@ -6192,7 +6192,7 @@
         <w:rPr>
           <w:rtl w:val="0"/>
         </w:rPr>
-        <w:t xml:space="preserve">The Services may include or interact with open-source components, distributed under applicable open-source licenses. Bettim will provide applicable license notices and, where required, make corresponding source code available upon written request to dmca@bettim.co. Requests will be handled in accordance with license obligations and within a reasonable timeframe (typically within 30 days).</w:t>
+        <w:t xml:space="preserve">The Services may include or interact with open-source components, distributed under applicable open-source licenses. BUL will provide applicable license notices and, where required, make corresponding source code available upon written request to dmca@bettim.co. Requests will be handled in accordance with license obligations and within a reasonable timeframe (typically within 30 days).</w:t>
       </w:r>
     </w:p>
     <w:p>
@@ -6232,7 +6232,7 @@
         <w:rPr>
           <w:rtl w:val="0"/>
         </w:rPr>
-        <w:t xml:space="preserve">These Terms do not create any partnership, joint venture, fiduciary, or employment relationship between you and Bettim. You agree that you are using the Services as an independent user.</w:t>
+        <w:t xml:space="preserve">These Terms do not create any partnership, joint venture, fiduciary, or employment relationship between you and BUL. You agree that you are using the Services as an independent user.</w:t>
       </w:r>
     </w:p>
     <w:p>
@@ -6312,7 +6312,7 @@
         <w:rPr>
           <w:rtl w:val="0"/>
         </w:rPr>
-        <w:t xml:space="preserve">This Section does not create any independent rights beyond those already provided under applicable law. Certain state-specific consumer protection laws or digital goods regulations may grant you additional rights. Where applicable, such rights supplement—but do not diminish or override—these Terms. Bettim complies with all mandatory consumer and privacy protections under relevant U.S. state and international law. California users may contact the Complaint Assistance Unit of the Division of Consumer Services, Department of Consumer Affairs, 1625 North Market Blvd, Suite N112, Sacramento, CA 95834, USA, or (800) 952-5210.</w:t>
+        <w:t xml:space="preserve">This Section does not create any independent rights beyond those already provided under applicable law. Certain state-specific consumer protection laws or digital goods regulations may grant you additional rights. Where applicable, such rights supplement—but do not diminish or override—these Terms. BUL complies with all mandatory consumer and privacy protections under relevant U.S. state and international law. California users may contact the Complaint Assistance Unit of the Division of Consumer Services, Department of Consumer Affairs, 1625 North Market Blvd, Suite N112, Sacramento, CA 95834, USA, or (800) 952-5210.</w:t>
       </w:r>
     </w:p>
     <w:p>
@@ -6396,7 +6396,7 @@
         <w:rPr>
           <w:rtl w:val="0"/>
         </w:rPr>
-        <w:t xml:space="preserve">Bettim designates support@bettim.co as its single point of contact for all user, legal, and privacy correspondence, and dmca@bettim.co for copyright-related matters only. Bettim will internally route communications to the appropriate department. Using any superseded addresses listed in prior versions of these Terms shall not invalidate a notice if received by Bettim.</w:t>
+        <w:t xml:space="preserve">BUL designates support@bettim.co as its single point of contact for all user, legal, and privacy correspondence, and dmca@bettim.co for copyright-related matters only. BUL will internally route communications to the appropriate department. Using any superseded addresses listed in prior versions of these Terms shall not invalidate a notice if received by BUL.</w:t>
       </w:r>
     </w:p>
     <w:p>
@@ -6436,7 +6436,7 @@
         <w:rPr>
           <w:rtl w:val="0"/>
         </w:rPr>
-        <w:t xml:space="preserve">Bettim strives to respond to support inquiries within 48 hours for account access issues, 72 hours for payment issues, and five (5) business days for general inquiries. Actual times may vary during high-volume periods. These are targets, not guarantees.</w:t>
+        <w:t xml:space="preserve">BUL strives to respond to support inquiries within 48 hours for account access issues, 72 hours for payment issues, and five (5) business days for general inquiries. Actual times may vary during high-volume periods. These are targets, not guarantees.</w:t>
       </w:r>
     </w:p>
     <w:p>
@@ -6476,7 +6476,7 @@
         <w:rPr>
           <w:rtl w:val="0"/>
         </w:rPr>
-        <w:t xml:space="preserve">Legal notices to Bettim must be sent to support@bettim.co (or dmca@bettim.co for copyright-related matters), with a copy to the mailing address above. Bettim may provide notices to you via email to the address associated with your Account, via in-app notifications, or by posting within the Services. Notices are deemed given when sent (email) or posted (in-app/website). A notice sent to any successor or superseded Bettim contact address that is actually received by Bettim shall be deemed effective on receipt. For faster routing, include “Legal Notice” in the email subject line. Bettim may accept service of legal process via the email addresses listed above; acceptance by email does not waive any defense related to jurisdiction, venue, or service.</w:t>
+        <w:t xml:space="preserve">Legal notices to BUL must be sent to support@bettim.co (or dmca@bettim.co for copyright-related matters), with a copy to the mailing address above. BUL may provide notices to you via email to the address associated with your Account, via in-app notifications, or by posting within the Services. Notices are deemed given when sent (email) or posted (in-app/website). A notice sent to any successor or superseded BUL contact address that is actually received by BUL shall be deemed effective on receipt. For faster routing, include “Legal Notice” in the email subject line. BUL may accept service of legal process via the email addresses listed above; acceptance by email does not waive any defense related to jurisdiction, venue, or service.</w:t>
       </w:r>
     </w:p>
     <w:p>
@@ -6677,7 +6677,7 @@
         <w:rPr>
           <w:rtl w:val="0"/>
         </w:rPr>
-        <w:t xml:space="preserve">You may request paper copies of electronic communications within 30 days by contacting support@bettim.co. Bettim reserves the right to charge a reasonable administrative fee.</w:t>
+        <w:t xml:space="preserve">You may request paper copies of electronic communications within 30 days by contacting support@bettim.co. BUL reserves the right to charge a reasonable administrative fee.</w:t>
       </w:r>
     </w:p>
     <w:p>
@@ -6717,7 +6717,7 @@
         <w:rPr>
           <w:rtl w:val="0"/>
         </w:rPr>
-        <w:t xml:space="preserve">By clicking “I Agree,” checking a box, or otherwise indicating consent, you are electronically signing these Terms and agreeing to be legally bound by them. Electronic acceptance records maintained by Bettim constitute valid proof of agreement and are admissible in any legal proceeding.</w:t>
+        <w:t xml:space="preserve">By clicking “I Agree,” checking a box, or otherwise indicating consent, you are electronically signing these Terms and agreeing to be legally bound by them. Electronic acceptance records maintained by BUL constitute valid proof of agreement and are admissible in any legal proceeding.</w:t>
       </w:r>
     </w:p>
     <w:p>
@@ -6878,7 +6878,7 @@
         <w:rPr>
           <w:rtl w:val="0"/>
         </w:rPr>
-        <w:t xml:space="preserve">These Terms, together with Bettim’s Privacy Policy and any in-app Game Rules, constitute the entire agreement between you and Bettim regarding your use of the Services.</w:t>
+        <w:t xml:space="preserve">These Terms, together with BUL’s Privacy Policy and any in-app Game Rules, constitute the entire agreement between you and BUL regarding your use of the Services.</w:t>
       </w:r>
     </w:p>
     <w:p>
@@ -6958,7 +6958,7 @@
         <w:rPr>
           <w:rtl w:val="0"/>
         </w:rPr>
-        <w:t xml:space="preserve">Electronic versions of these Terms published within the Services or on Bettim’s official website shall be deemed the official and controlling versions. In case of discrepancy between digital and printed copies, the digital version shall prevail.</w:t>
+        <w:t xml:space="preserve">Electronic versions of these Terms published within the Services or on BUL’s official website shall be deemed the official and controlling versions. In case of discrepancy between digital and printed copies, the digital version shall prevail.</w:t>
       </w:r>
     </w:p>
     <w:p>
@@ -7078,7 +7078,7 @@
         <w:rPr>
           <w:rtl w:val="0"/>
         </w:rPr>
-        <w:t xml:space="preserve">Failure by Bettim to enforce any right or provision of these Terms shall not constitute a waiver of such right or provision.</w:t>
+        <w:t xml:space="preserve">Failure by BUL to enforce any right or provision of these Terms shall not constitute a waiver of such right or provision.</w:t>
       </w:r>
     </w:p>
     <w:p>
@@ -7198,7 +7198,7 @@
         <w:rPr>
           <w:rtl w:val="0"/>
         </w:rPr>
-        <w:t xml:space="preserve">References to Bettim in these Terms include Bettim Ltd., its parent, subsidiaries, and any successors or assigns.</w:t>
+        <w:t xml:space="preserve">References to BUL in these Terms include Bettim Ltd., its parent, subsidiaries, and any successors or assigns.</w:t>
       </w:r>
     </w:p>
     <w:p>

--- a/public/docs/tnc.docx
+++ b/public/docs/tnc.docx
@@ -30,7 +30,7 @@
           <w:szCs w:val="24"/>
           <w:rtl w:val="0"/>
         </w:rPr>
-        <w:t xml:space="preserve">BUL – Terms &amp; Conditions</w:t>
+        <w:t xml:space="preserve">Bettim – Terms &amp; Conditions</w:t>
         <w:br w:type="textWrapping"/>
       </w:r>
       <w:r>
@@ -189,47 +189,47 @@
           <w:szCs w:val="24"/>
           <w:rtl w:val="0"/>
         </w:rPr>
-        <w:t xml:space="preserve">Welcome to BUL (“the Company,” “we,” “us,” or “our”). References to “BUL” include its parent companies, subsidiaries, affiliates, successors, and assigns, all of which are intended third-party beneficiaries of these Terms.</w:t>
-      </w:r>
-    </w:p>
-    <w:p>
-      <w:pPr>
-        <w:shd w:fill="ffffff" w:val="clear"/>
-        <w:spacing w:after="240" w:before="240" w:line="458.1818181818182" w:lineRule="auto"/>
-        <w:rPr>
-          <w:color w:val="0f1115"/>
-          <w:sz w:val="24"/>
-          <w:szCs w:val="24"/>
-        </w:rPr>
-      </w:pPr>
-      <w:r>
-        <w:rPr>
-          <w:color w:val="0f1115"/>
-          <w:sz w:val="24"/>
-          <w:szCs w:val="24"/>
-          <w:rtl w:val="0"/>
-        </w:rPr>
-        <w:t xml:space="preserve">These Terms of Service (“Terms”) govern your access to and use of BUL’s platform, mobile applications, websites, and related services (collectively, the “Services”). By accessing or using the Services, you agree to these Terms, which form a binding legal agreement between you and BUL. If you do not agree, you must stop using the Services immediately.</w:t>
-      </w:r>
-    </w:p>
-    <w:p>
-      <w:pPr>
-        <w:shd w:fill="ffffff" w:val="clear"/>
-        <w:spacing w:after="240" w:before="240" w:line="458.1818181818182" w:lineRule="auto"/>
-        <w:rPr>
-          <w:color w:val="0f1115"/>
-          <w:sz w:val="24"/>
-          <w:szCs w:val="24"/>
-        </w:rPr>
-      </w:pPr>
-      <w:r>
-        <w:rPr>
-          <w:color w:val="0f1115"/>
-          <w:sz w:val="24"/>
-          <w:szCs w:val="24"/>
-          <w:rtl w:val="0"/>
-        </w:rPr>
-        <w:t xml:space="preserve">The term “Services” includes all updates, new features, digital elements, and future content that BUL may provide. This includes all beta releases, successor versions, and substantially similar products offered by BUL.</w:t>
+        <w:t xml:space="preserve">Welcome to Bettim (“the Company,” “we,” “us,” or “our”). References to “Bettim” include its parent companies, subsidiaries, affiliates, successors, and assigns, all of which are intended third-party beneficiaries of these Terms.</w:t>
+      </w:r>
+    </w:p>
+    <w:p>
+      <w:pPr>
+        <w:shd w:fill="ffffff" w:val="clear"/>
+        <w:spacing w:after="240" w:before="240" w:line="458.1818181818182" w:lineRule="auto"/>
+        <w:rPr>
+          <w:color w:val="0f1115"/>
+          <w:sz w:val="24"/>
+          <w:szCs w:val="24"/>
+        </w:rPr>
+      </w:pPr>
+      <w:r>
+        <w:rPr>
+          <w:color w:val="0f1115"/>
+          <w:sz w:val="24"/>
+          <w:szCs w:val="24"/>
+          <w:rtl w:val="0"/>
+        </w:rPr>
+        <w:t xml:space="preserve">These Terms of Service (“Terms”) govern your access to and use of Bettim’s platform, mobile applications, websites, and related services (collectively, the “Services”). By accessing or using the Services, you agree to these Terms, which form a binding legal agreement between you and Bettim. If you do not agree, you must stop using the Services immediately.</w:t>
+      </w:r>
+    </w:p>
+    <w:p>
+      <w:pPr>
+        <w:shd w:fill="ffffff" w:val="clear"/>
+        <w:spacing w:after="240" w:before="240" w:line="458.1818181818182" w:lineRule="auto"/>
+        <w:rPr>
+          <w:color w:val="0f1115"/>
+          <w:sz w:val="24"/>
+          <w:szCs w:val="24"/>
+        </w:rPr>
+      </w:pPr>
+      <w:r>
+        <w:rPr>
+          <w:color w:val="0f1115"/>
+          <w:sz w:val="24"/>
+          <w:szCs w:val="24"/>
+          <w:rtl w:val="0"/>
+        </w:rPr>
+        <w:t xml:space="preserve">The term “Services” includes all updates, new features, digital elements, and future content that Bettim may provide. This includes all beta releases, successor versions, and substantially similar products offered by Bettim.</w:t>
       </w:r>
     </w:p>
     <w:p>
@@ -338,17 +338,17 @@
         <w:br w:type="textWrapping"/>
         <w:t xml:space="preserve"> "Inactive Account" – An account with no login activity for 36 consecutive months.</w:t>
         <w:br w:type="textWrapping"/>
-        <w:t xml:space="preserve"> "LiveEvent" – A real-world sporting event (e.g., game, match, or contest) for which BUL offers in-app prediction activities and live data displays.</w:t>
+        <w:t xml:space="preserve"> "LiveEvent" – A real-world sporting event (e.g., game, match, or contest) for which Bettim offers in-app prediction activities and live data displays.</w:t>
         <w:br w:type="textWrapping"/>
         <w:t xml:space="preserve"> "Material Changes" – Changes that alter payment terms, legal rights, dispute resolution, or privacy practices.</w:t>
         <w:br w:type="textWrapping"/>
-        <w:t xml:space="preserve"> "Restricted Jurisdictions" – Countries, territories, or regions from which access to the Services is prohibited by BUL due to legal, regulatory, or risk considerations, as published and periodically updated within the Services.</w:t>
+        <w:t xml:space="preserve"> "Restricted Jurisdictions" – Countries, territories, or regions from which access to the Services is prohibited by Bettim due to legal, regulatory, or risk considerations, as published and periodically updated within the Services.</w:t>
         <w:br w:type="textWrapping"/>
-        <w:t xml:space="preserve"> "Services" – The BUL app, website, platform, and related offerings.</w:t>
+        <w:t xml:space="preserve"> "Services" – The Bettim app, website, platform, and related offerings.</w:t>
         <w:br w:type="textWrapping"/>
         <w:t xml:space="preserve"> "Side Bets" – Optional, time-limited, in-game prediction challenges available during a LiveEvent, separate from the main prediction game and main leaderboard ranking, resolved automatically based on live or official sports data and the applicable Game Rules/House Rules.</w:t>
         <w:br w:type="textWrapping"/>
-        <w:t xml:space="preserve"> "Updates" – Software patches, bug fixes, content additions, or modifications BUL provides periodically. Updates may substantially change features or functionality and may require you to update your device OS or the App to continue using the Services.</w:t>
+        <w:t xml:space="preserve"> "Updates" – Software patches, bug fixes, content additions, or modifications Bettim provides periodically. Updates may substantially change features or functionality and may require you to update your device OS or the App to continue using the Services.</w:t>
         <w:br w:type="textWrapping"/>
         <w:t xml:space="preserve"> "User Content" – </w:t>
       </w:r>
@@ -418,7 +418,7 @@
           <w:szCs w:val="24"/>
           <w:rtl w:val="0"/>
         </w:rPr>
-        <w:t xml:space="preserve">These Terms constitute a binding legal agreement between you and BUL. If you access the Services on behalf of a company, organization, or other entity, you represent and warrant that you have authority to bind that entity, and “you” and “your” will refer to that entity.</w:t>
+        <w:t xml:space="preserve">These Terms constitute a binding legal agreement between you and Bettim. If you access the Services on behalf of a company, organization, or other entity, you represent and warrant that you have authority to bind that entity, and “you” and “your” will refer to that entity.</w:t>
       </w:r>
     </w:p>
     <w:p>
@@ -469,7 +469,7 @@
         </w:rPr>
         <w:t xml:space="preserve">We may update these Terms from time to time. Non-material changes (such as clarifications, formatting, or contact updates) take effect immediately upon posting. For material changes (including payment, dispute resolution, or core features), we will provide at least 30 days’ notice via email and/or prominent in-app notice before they take effect. If required by applicable law (e.g., EU or UK consumer protection law), material changes will not apply retroactively and will take effect only after notice has been provided and the user has continued using the Services, which constitutes acceptance. For users in the EEA/UK, material changes will take effect only after we provide clear advance notice and you continue using the Services after the effective date. We will keep prior versions available upon request. If you disagree, you must stop using the Services before the effective date. Continued use means acceptance.</w:t>
         <w:br w:type="textWrapping"/>
-        <w:t xml:space="preserve"> Amendments Log – BUL maintains an internal amendments log of all material updates to these Terms, including prior versions and effective dates.</w:t>
+        <w:t xml:space="preserve"> Amendments Log – Bettim maintains an internal amendments log of all material updates to these Terms, including prior versions and effective dates.</w:t>
         <w:br w:type="textWrapping"/>
         <w:t xml:space="preserve"> Interpretation of Updates. Any translated or reformatted version of these Terms is provided for convenience only; the English version shall control for interpretation and enforcement.</w:t>
       </w:r>
@@ -569,7 +569,7 @@
           <w:szCs w:val="24"/>
           <w:rtl w:val="0"/>
         </w:rPr>
-        <w:t xml:space="preserve">You are solely responsible for ensuring your use is lawful in your jurisdiction. Circumventing restrictions (via VPN, proxy, or falsified location data) is prohibited. BUL may maintain and periodically update a list of Restricted Jurisdictions within the Services. The current list of Restricted Jurisdictions will be made publicly available within the Services and updated as necessary. We implement reasonable technical controls to prevent access from restricted locations; however, we cannot guarantee complete prevention of circumvention.</w:t>
+        <w:t xml:space="preserve">You are solely responsible for ensuring your use is lawful in your jurisdiction. Circumventing restrictions (via VPN, proxy, or falsified location data) is prohibited. Bettim may maintain and periodically update a list of Restricted Jurisdictions within the Services. The current list of Restricted Jurisdictions will be made publicly available within the Services and updated as necessary. We implement reasonable technical controls to prevent access from restricted locations; however, we cannot guarantee complete prevention of circumvention.</w:t>
       </w:r>
     </w:p>
     <w:p>
@@ -618,7 +618,7 @@
           <w:szCs w:val="24"/>
           <w:rtl w:val="0"/>
         </w:rPr>
-        <w:t xml:space="preserve">Your use of the Services is also governed by BUL’s Privacy Policy, which is an integral part of these Terms.</w:t>
+        <w:t xml:space="preserve">Your use of the Services is also governed by Bettim’s Privacy Policy, which is an integral part of these Terms.</w:t>
       </w:r>
     </w:p>
     <w:p>
@@ -716,11 +716,11 @@
           <w:szCs w:val="24"/>
           <w:rtl w:val="0"/>
         </w:rPr>
-        <w:t xml:space="preserve">By using BUL, you consent to receive communications electronically (email, in-app, or website). You may withdraw consent by contacting support@bettim.co, though doing so may require account closure. By clicking “I Agree,” you are electronically signing these Terms.</w:t>
+        <w:t xml:space="preserve">By using Bettim, you consent to receive communications electronically (email, in-app, or website). You may withdraw consent by contacting support@bettim.co, though doing so may require account closure. By clicking “I Agree,” you are electronically signing these Terms.</w:t>
         <w:br w:type="textWrapping"/>
         <w:t xml:space="preserve"> Marketing Opt-Out. You may opt out of non-essential marketing emails at any time via the unsubscribe link or by contacting support@bettim.co. Service, security, or transactional notices are essential and may continue after opt-out.</w:t>
         <w:br w:type="textWrapping"/>
-        <w:t xml:space="preserve"> Any informal communications (including chat messages or community posts) do not constitute legal notices to BUL.</w:t>
+        <w:t xml:space="preserve"> Any informal communications (including chat messages or community posts) do not constitute legal notices to Bettim.</w:t>
       </w:r>
     </w:p>
     <w:p>
@@ -769,7 +769,7 @@
           <w:szCs w:val="24"/>
           <w:rtl w:val="0"/>
         </w:rPr>
-        <w:t xml:space="preserve">BUL strives to make its Services accessible to all users, including those with disabilities. If you encounter accessibility barriers, contact support@bettim.co and we will make reasonable efforts to address them.</w:t>
+        <w:t xml:space="preserve">Bettim strives to make its Services accessible to all users, including those with disabilities. If you encounter accessibility barriers, contact support@bettim.co and we will make reasonable efforts to address them.</w:t>
       </w:r>
     </w:p>
     <w:p>
@@ -917,7 +917,7 @@
           <w:szCs w:val="24"/>
           <w:rtl w:val="0"/>
         </w:rPr>
-        <w:t xml:space="preserve">BUL is a social, skill-based sports prediction platform designed solely for entertainment purposes. It does not constitute gambling, games of chance, or real-money wagering. Participation in BUL’s activities does not require staking or risking any real money or item of monetary value for the opportunity to win any prize or reward.</w:t>
+        <w:t xml:space="preserve">Bettim is a social, skill-based sports prediction platform designed solely for entertainment purposes. It does not constitute gambling, games of chance, or real-money wagering. Participation in Bettim’s activities does not require staking or risking any real money or item of monetary value for the opportunity to win any prize or reward.</w:t>
       </w:r>
     </w:p>
     <w:p>
@@ -966,7 +966,7 @@
           <w:szCs w:val="24"/>
           <w:rtl w:val="0"/>
         </w:rPr>
-        <w:t xml:space="preserve">Participation uses virtual coins (“Coins”) that have no cash redemption or market value. Coins cannot be withdrawn, exchanged, traded, or transferred outside the platform. Purchasing Coins grants you a limited, personal, non-transferable, non-exclusive license to use Coins within the Services for their intended purpose. This license continues for the life of your account in good standing and may be revoked if you violate these Terms. All sales are final except as required by law or applicable app store policy. Coins remain BUL’s property at all times and have no cash or cash-equivalent value.</w:t>
+        <w:t xml:space="preserve">Participation uses virtual coins (“Coins”) that have no cash redemption or market value. Coins cannot be withdrawn, exchanged, traded, or transferred outside the platform. Purchasing Coins grants you a limited, personal, non-transferable, non-exclusive license to use Coins within the Services for their intended purpose. This license continues for the life of your account in good standing and may be revoked if you violate these Terms. All sales are final except as required by law or applicable app store policy. Coins remain Bettim’s property at all times and have no cash or cash-equivalent value.</w:t>
       </w:r>
     </w:p>
     <w:p>
@@ -1008,7 +1008,7 @@
         </w:rPr>
         <w:t xml:space="preserve">§2.2(b) Unauthorized Transfers and Secondary Markets</w:t>
         <w:br w:type="textWrapping"/>
-        <w:t xml:space="preserve"> Coins and digital items are licensed for personal use only and may not be sold, traded, bartered, or transferred outside the Services, including via third-party websites or private arrangements. Violations may result in account termination and forfeiture of Coins and items. While BUL employs reasonable technical and contractual controls, it cannot guarantee prevention of all unauthorized transfers. BUL does not recognize or support any transfers conducted through third-party marketplaces, and purchases from unauthorized sellers are at your own risk. BUL may nullify, claw back, or delete Coins or items involved in any unauthorized transfer or listing and suspend associated accounts or devices.</w:t>
+        <w:t xml:space="preserve"> Coins and digital items are licensed for personal use only and may not be sold, traded, bartered, or transferred outside the Services, including via third-party websites or private arrangements. Violations may result in account termination and forfeiture of Coins and items. While Bettim employs reasonable technical and contractual controls, it cannot guarantee prevention of all unauthorized transfers. Bettim does not recognize or support any transfers conducted through third-party marketplaces, and purchases from unauthorized sellers are at your own risk. Bettim may nullify, claw back, or delete Coins or items involved in any unauthorized transfer or listing and suspend associated accounts or devices.</w:t>
       </w:r>
     </w:p>
     <w:p>
@@ -1057,7 +1057,7 @@
           <w:szCs w:val="24"/>
           <w:rtl w:val="0"/>
         </w:rPr>
-        <w:t xml:space="preserve">All virtual coins, digital assets, and in-app items remain BUL’s exclusive property. You receive a limited license for personal entertainment only. BUL may modify coin values, in-app rules, or features at any time. Any unauthorized reproduction, sale, or transfer of Coins or items outside the Services is void and may constitute a violation of intellectual property law. BUL may adjust coin denominations, bundles, accrual rates, sinks, and in-app pricing prospectively. Changes will not affect completed purchases or previously granted licenses. Adjustments or modifications to digital assets shall not retroactively alter the terms of previously completed transactions.</w:t>
+        <w:t xml:space="preserve">All virtual coins, digital assets, and in-app items remain Bettim’s exclusive property. You receive a limited license for personal entertainment only. Bettim may modify coin values, in-app rules, or features at any time. Any unauthorized reproduction, sale, or transfer of Coins or items outside the Services is void and may constitute a violation of intellectual property law. Bettim may adjust coin denominations, bundles, accrual rates, sinks, and in-app pricing prospectively. Changes will not affect completed purchases or previously granted licenses. Adjustments or modifications to digital assets shall not retroactively alter the terms of previously completed transactions.</w:t>
       </w:r>
     </w:p>
     <w:p>
@@ -1155,7 +1155,7 @@
           <w:szCs w:val="24"/>
           <w:rtl w:val="0"/>
         </w:rPr>
-        <w:t xml:space="preserve">BUL may adjust features or structures to maintain fairness, functionality, or compliance. BUL reserves the right to modify, suspend, or discontinue any aspect of the Services at any time to maintain fairness, security, or legal compliance. BUL may discontinue features or legacy content that are no longer viable or compliant. Where reasonably practicable, we will provide advance notice.</w:t>
+        <w:t xml:space="preserve">Bettim may adjust features or structures to maintain fairness, functionality, or compliance. Bettim reserves the right to modify, suspend, or discontinue any aspect of the Services at any time to maintain fairness, security, or legal compliance. Bettim may discontinue features or legacy content that are no longer viable or compliant. Where reasonably practicable, we will provide advance notice.</w:t>
       </w:r>
     </w:p>
     <w:p>
@@ -1204,7 +1204,7 @@
           <w:szCs w:val="24"/>
           <w:rtl w:val="0"/>
         </w:rPr>
-        <w:t xml:space="preserve">BUL provides no betting advice, statistical guarantees, or predictive assurances.</w:t>
+        <w:t xml:space="preserve">Bettim provides no betting advice, statistical guarantees, or predictive assurances.</w:t>
       </w:r>
     </w:p>
     <w:p>
@@ -1253,7 +1253,7 @@
           <w:szCs w:val="24"/>
           <w:rtl w:val="0"/>
         </w:rPr>
-        <w:t xml:space="preserve">Team, league, or brand names may appear within BUL for informational or descriptive purposes only. Their use does not imply sponsorship, affiliation, or endorsement.</w:t>
+        <w:t xml:space="preserve">Team, league, or brand names may appear within Bettim for informational or descriptive purposes only. Their use does not imply sponsorship, affiliation, or endorsement.</w:t>
       </w:r>
     </w:p>
     <w:p>
@@ -1297,9 +1297,9 @@
           <w:szCs w:val="24"/>
           <w:rtl w:val="0"/>
         </w:rPr>
-        <w:t xml:space="preserve">BUL is an independent platform and is not affiliated with, endorsed by, sponsored by, or in any way officially connected with the National Basketball Association (NBA), the NCAA, or any of their respective teams, conferences, member institutions, leagues, subsidiaries, or affiliates. Any references within the Services to leagues, teams, players, venues, trademarks, or events are for informational and descriptive purposes only. All third-party names, logos, marks, and related intellectual property are the property of their respective owners, and any use within the Services does not imply any partnership, endorsement, or official status.</w:t>
+        <w:t xml:space="preserve">Bettim is an independent platform and is not affiliated with, endorsed by, sponsored by, or in any way officially connected with the National Basketball Association (NBA), the NCAA, or any of their respective teams, conferences, member institutions, leagues, subsidiaries, or affiliates. Any references within the Services to leagues, teams, players, venues, trademarks, or events are for informational and descriptive purposes only. All third-party names, logos, marks, and related intellectual property are the property of their respective owners, and any use within the Services does not imply any partnership, endorsement, or official status.</w:t>
         <w:br w:type="textWrapping"/>
-        <w:t xml:space="preserve">For the avoidance of doubt, any mascots, characters, avatars, artwork, or other creative assets displayed in the Services are independently created and are not official league or team assets. BUL does not claim any rights in third-party trademarks, logos, uniforms, or other brand identifiers, and users may not use the Services in a manner that suggests official affiliation.</w:t>
+        <w:t xml:space="preserve">For the avoidance of doubt, any mascots, characters, avatars, artwork, or other creative assets displayed in the Services are independently created and are not official league or team assets. Bettim does not claim any rights in third-party trademarks, logos, uniforms, or other brand identifiers, and users may not use the Services in a manner that suggests official affiliation.</w:t>
       </w:r>
     </w:p>
     <w:p>
@@ -1364,7 +1364,7 @@
           <w:szCs w:val="24"/>
           <w:rtl w:val="0"/>
         </w:rPr>
-        <w:t xml:space="preserve">BUL may create aggregated or anonymized data for analytics, research, or improvement. Such data cannot identify users and is BUL’s exclusive property, usable for any lawful purpose.</w:t>
+        <w:t xml:space="preserve">Bettim may create aggregated or anonymized data for analytics, research, or improvement. Such data cannot identify users and is Bettim’s exclusive property, usable for any lawful purpose.</w:t>
       </w:r>
     </w:p>
     <w:p>
@@ -1413,7 +1413,7 @@
           <w:szCs w:val="24"/>
           <w:rtl w:val="0"/>
         </w:rPr>
-        <w:t xml:space="preserve">BUL is designed as a sports prediction experience where user performance depends on sports knowledge, analysis, and decision-making. BUL does not use random number generation or chance-based mechanics. Users are responsible for determining whether their participation is lawful in their jurisdiction. BUL does not provide legal advice or make representations about local regulatory classifications.</w:t>
+        <w:t xml:space="preserve">Bettim is designed as a sports prediction experience where user performance depends on sports knowledge, analysis, and decision-making. Bettim does not use random number generation or chance-based mechanics. Users are responsible for determining whether their participation is lawful in their jurisdiction. Bettim does not provide legal advice or make representations about local regulatory classifications.</w:t>
       </w:r>
     </w:p>
     <w:p>
@@ -1462,7 +1462,7 @@
           <w:szCs w:val="24"/>
           <w:rtl w:val="0"/>
         </w:rPr>
-        <w:t xml:space="preserve">Subject to your continued compliance with these Terms, BUL grants you a limited, non-exclusive, non-transferable, non-sublicensable, revocable license to access and use the Services for personal, non-commercial, entertainment purposes only. Except as expressly permitted herein, you may not copy, modify, distribute, publicly display, perform, translate, create derivative works from, rent, lease, lend, sell, license, or otherwise exploit the Services or any portion thereof. Commercial use, resale, brokering of entries, or operating as a service bureau is prohibited without BUL’s prior written consent.</w:t>
+        <w:t xml:space="preserve">Subject to your continued compliance with these Terms, Bettim grants you a limited, non-exclusive, non-transferable, non-sublicensable, revocable license to access and use the Services for personal, non-commercial, entertainment purposes only. Except as expressly permitted herein, you may not copy, modify, distribute, publicly display, perform, translate, create derivative works from, rent, lease, lend, sell, license, or otherwise exploit the Services or any portion thereof. Commercial use, resale, brokering of entries, or operating as a service bureau is prohibited without Bettim’s prior written consent.</w:t>
       </w:r>
     </w:p>
     <w:p>
@@ -1855,7 +1855,7 @@
           <w:szCs w:val="24"/>
           <w:rtl w:val="0"/>
         </w:rPr>
-        <w:t xml:space="preserve">BUL may analyze activity, request verification, or suspend accounts to maintain integrity. Prohibited activities include, but are not limited to:</w:t>
+        <w:t xml:space="preserve">Bettim may analyze activity, request verification, or suspend accounts to maintain integrity. Prohibited activities include, but are not limited to:</w:t>
         <w:br w:type="textWrapping"/>
         <w:t xml:space="preserve"> a. Use of bots, scripts, or automated methods to make predictions or interact with the Services.</w:t>
         <w:br w:type="textWrapping"/>
@@ -1863,33 +1863,33 @@
         <w:br w:type="textWrapping"/>
         <w:t xml:space="preserve"> c. Exploitation of bugs, errors, or design flaws to gain an unfair advantage.</w:t>
         <w:br w:type="textWrapping"/>
-        <w:t xml:space="preserve"> d. Any other activity that BUL, in its sole discretion, deems unfair or abusive.</w:t>
+        <w:t xml:space="preserve"> d. Any other activity that Bettim, in its sole discretion, deems unfair or abusive.</w:t>
         <w:br w:type="textWrapping"/>
-        <w:t xml:space="preserve"> e. Scraping, crawling, harvesting, or otherwise collecting data from the Services by automated or manual means not expressly permitted by BUL.</w:t>
+        <w:t xml:space="preserve"> e. Scraping, crawling, harvesting, or otherwise collecting data from the Services by automated or manual means not expressly permitted by Bettim.</w:t>
         <w:br w:type="textWrapping"/>
         <w:t xml:space="preserve"> f. Reverse engineering, decompiling, or attempting to derive the source code, underlying ideas, or algorithms of the Services, except to the extent such restriction is prohibited by applicable law.</w:t>
         <w:br w:type="textWrapping"/>
-        <w:t xml:space="preserve"> g. Unauthorized testing, scanning, or probing is prohibited. Good-faith vulnerability reports may be submitted to support@bettim.co. BUL will not pursue legal action for good-faith research that (i) avoids privacy violations, service disruption, and data exfiltration; (ii) is promptly reported; and (iii) is reasonably time-boxed to remediation coordination.</w:t>
-      </w:r>
-    </w:p>
-    <w:p>
-      <w:pPr>
-        <w:shd w:fill="ffffff" w:val="clear"/>
-        <w:spacing w:after="240" w:before="240" w:line="458.1818181818182" w:lineRule="auto"/>
-        <w:rPr>
-          <w:color w:val="0f1115"/>
-          <w:sz w:val="24"/>
-          <w:szCs w:val="24"/>
-        </w:rPr>
-      </w:pPr>
-      <w:r>
-        <w:rPr>
-          <w:color w:val="0f1115"/>
-          <w:sz w:val="24"/>
-          <w:szCs w:val="24"/>
-          <w:rtl w:val="0"/>
-        </w:rPr>
-        <w:t xml:space="preserve">Any attempt to interfere with, hack, or exploit the Services will result in permanent account termination and may be referred to law enforcement authorities. BUL may permanently disable or ban any device, account, or payment instrument associated with repeated or egregious violations, fraud, or circumvention attempts. BUL reserves the right to freeze, reclaim, or adjust in-app balances or digital items in any account reasonably suspected of being involved in fraud, abuse, or unauthorized activity, pending investigation. BUL may deploy rate-limits, device fingerprinting, IP/VPN blocking, and other technical controls to detect and prevent automated access or attempted circumvention. Verification data, when requested, is stored securely and deleted once review is complete. BUL reserves the right to cooperate fully with law enforcement and data providers to investigate or prosecute any suspected fraud or abuse.</w:t>
+        <w:t xml:space="preserve"> g. Unauthorized testing, scanning, or probing is prohibited. Good-faith vulnerability reports may be submitted to support@bettim.co. Bettim will not pursue legal action for good-faith research that (i) avoids privacy violations, service disruption, and data exfiltration; (ii) is promptly reported; and (iii) is reasonably time-boxed to remediation coordination.</w:t>
+      </w:r>
+    </w:p>
+    <w:p>
+      <w:pPr>
+        <w:shd w:fill="ffffff" w:val="clear"/>
+        <w:spacing w:after="240" w:before="240" w:line="458.1818181818182" w:lineRule="auto"/>
+        <w:rPr>
+          <w:color w:val="0f1115"/>
+          <w:sz w:val="24"/>
+          <w:szCs w:val="24"/>
+        </w:rPr>
+      </w:pPr>
+      <w:r>
+        <w:rPr>
+          <w:color w:val="0f1115"/>
+          <w:sz w:val="24"/>
+          <w:szCs w:val="24"/>
+          <w:rtl w:val="0"/>
+        </w:rPr>
+        <w:t xml:space="preserve">Any attempt to interfere with, hack, or exploit the Services will result in permanent account termination and may be referred to law enforcement authorities. Bettim may permanently disable or ban any device, account, or payment instrument associated with repeated or egregious violations, fraud, or circumvention attempts. Bettim reserves the right to freeze, reclaim, or adjust in-app balances or digital items in any account reasonably suspected of being involved in fraud, abuse, or unauthorized activity, pending investigation. Bettim may deploy rate-limits, device fingerprinting, IP/VPN blocking, and other technical controls to detect and prevent automated access or attempted circumvention. Verification data, when requested, is stored securely and deleted once review is complete. Bettim reserves the right to cooperate fully with law enforcement and data providers to investigate or prosecute any suspected fraud or abuse.</w:t>
       </w:r>
     </w:p>
     <w:p>
@@ -1987,7 +1987,7 @@
           <w:szCs w:val="24"/>
           <w:rtl w:val="0"/>
         </w:rPr>
-        <w:t xml:space="preserve">BUL may suspend, terminate, or limit accounts for violations of these Terms, misuse, or fraud. BUL may permanently disable or ban any device, account, or payment instrument associated with repeated or egregious violations, fraud, or circumvention attempts.</w:t>
+        <w:t xml:space="preserve">Bettim may suspend, terminate, or limit accounts for violations of these Terms, misuse, or fraud. Bettim may permanently disable or ban any device, account, or payment instrument associated with repeated or egregious violations, fraud, or circumvention attempts.</w:t>
       </w:r>
     </w:p>
     <w:p>
@@ -2036,7 +2036,7 @@
           <w:szCs w:val="24"/>
           <w:rtl w:val="0"/>
         </w:rPr>
-        <w:t xml:space="preserve">You are responsible for maintaining the confidentiality of your login credentials and for all activity under your Account. You must promptly notify BUL at support@bettim.co of any suspected unauthorized access or security breach. BUL is not liable for losses resulting from unauthorized access caused by your failure to safeguard credentials, except where required by law. Users are encouraged to enable two-factor authentication (2FA) where available to enhance account protection.</w:t>
+        <w:t xml:space="preserve">You are responsible for maintaining the confidentiality of your login credentials and for all activity under your Account. You must promptly notify Bettim at support@bettim.co of any suspected unauthorized access or security breach. Bettim is not liable for losses resulting from unauthorized access caused by your failure to safeguard credentials, except where required by law. Users are encouraged to enable two-factor authentication (2FA) where available to enhance account protection.</w:t>
       </w:r>
     </w:p>
     <w:p>
@@ -2134,7 +2134,7 @@
           <w:szCs w:val="24"/>
           <w:rtl w:val="0"/>
         </w:rPr>
-        <w:t xml:space="preserve">To enforce these Terms and applicable laws, BUL may, where available, perform IP-based location signals, device integrity, and network checks, and may restrict access via VPNs, proxies, or anonymizers. BUL does not guarantee that such checks will be available or effective in all cases. By using the Services, you consent to such checks and related processing as described in the Privacy Policy. These checks are used solely for compliance and fraud prevention purposes and are processed in accordance with BUL’s Privacy Policy.</w:t>
+        <w:t xml:space="preserve">To enforce these Terms and applicable laws, Bettim may, where available, perform IP-based location signals, device integrity, and network checks, and may restrict access via VPNs, proxies, or anonymizers. Bettim does not guarantee that such checks will be available or effective in all cases. By using the Services, you consent to such checks and related processing as described in the Privacy Policy. These checks are used solely for compliance and fraud prevention purposes and are processed in accordance with Bettim’s Privacy Policy.</w:t>
       </w:r>
       <w:r>
         <w:rPr>
@@ -2188,7 +2188,7 @@
           <w:szCs w:val="24"/>
           <w:rtl w:val="0"/>
         </w:rPr>
-        <w:t xml:space="preserve">BUL may reclaim, rename, or remove usernames that are inactive, infringing, misleading, or offensive, or to implement global naming policies.</w:t>
+        <w:t xml:space="preserve">Bettim may reclaim, rename, or remove usernames that are inactive, infringing, misleading, or offensive, or to implement global naming policies.</w:t>
       </w:r>
     </w:p>
     <w:p>
@@ -2280,7 +2280,7 @@
           <w:szCs w:val="24"/>
           <w:rtl w:val="0"/>
         </w:rPr>
-        <w:t xml:space="preserve">The Services do not currently support real-money payments, purchases, subscriptions, or the sale of Coins or other digital items for money (“Paid Features”). If BUL introduces Paid Features in the future, the terms in this Section 4 will apply to such Paid Features from the effective date communicated to users, and any transactions will be processed by third-party payment processors and/or applicable app store billing systems.</w:t>
+        <w:t xml:space="preserve">The Services do not currently support real-money payments, purchases, subscriptions, or the sale of Coins or other digital items for money (“Paid Features”). If Bettim introduces Paid Features in the future, the terms in this Section 4 will apply to such Paid Features from the effective date communicated to users, and any transactions will be processed by third-party payment processors and/or applicable app store billing systems.</w:t>
       </w:r>
     </w:p>
     <w:p>
@@ -2352,27 +2352,27 @@
           <w:szCs w:val="24"/>
           <w:rtl w:val="0"/>
         </w:rPr>
-        <w:t xml:space="preserve">Purchases of digital items are generally final, except as required by law or app store policy. By purchasing digital content, you expressly request immediate performance and acknowledge that you lose any statutory right of withdrawal once delivery begins, to the extent permitted by applicable law. Where EU/UK consumer law grants a statutory right of withdrawal for digital content, you expressly request immediate performance and acknowledge that the right of withdrawal is lost once supply begins and the content becomes accessible. This acknowledgment satisfies BUL’s obligation to obtain express consent to begin performance under Article 16(m) of Directive (EU) 2019/770.</w:t>
-      </w:r>
-    </w:p>
-    <w:p>
-      <w:pPr>
-        <w:shd w:fill="ffffff" w:val="clear"/>
-        <w:spacing w:after="240" w:before="240" w:line="458.1818181818182" w:lineRule="auto"/>
-        <w:rPr>
-          <w:color w:val="0f1115"/>
-          <w:sz w:val="24"/>
-          <w:szCs w:val="24"/>
-        </w:rPr>
-      </w:pPr>
-      <w:r>
-        <w:rPr>
-          <w:color w:val="0f1115"/>
-          <w:sz w:val="24"/>
-          <w:szCs w:val="24"/>
-          <w:rtl w:val="0"/>
-        </w:rPr>
-        <w:t xml:space="preserve">BUL does not directly handle or store payment credentials; all financial transactions are processed by certified third-party payment processors in compliance with applicable financial regulations.</w:t>
+        <w:t xml:space="preserve">Purchases of digital items are generally final, except as required by law or app store policy. By purchasing digital content, you expressly request immediate performance and acknowledge that you lose any statutory right of withdrawal once delivery begins, to the extent permitted by applicable law. Where EU/UK consumer law grants a statutory right of withdrawal for digital content, you expressly request immediate performance and acknowledge that the right of withdrawal is lost once supply begins and the content becomes accessible. This acknowledgment satisfies Bettim’s obligation to obtain express consent to begin performance under Article 16(m) of Directive (EU) 2019/770.</w:t>
+      </w:r>
+    </w:p>
+    <w:p>
+      <w:pPr>
+        <w:shd w:fill="ffffff" w:val="clear"/>
+        <w:spacing w:after="240" w:before="240" w:line="458.1818181818182" w:lineRule="auto"/>
+        <w:rPr>
+          <w:color w:val="0f1115"/>
+          <w:sz w:val="24"/>
+          <w:szCs w:val="24"/>
+        </w:rPr>
+      </w:pPr>
+      <w:r>
+        <w:rPr>
+          <w:color w:val="0f1115"/>
+          <w:sz w:val="24"/>
+          <w:szCs w:val="24"/>
+          <w:rtl w:val="0"/>
+        </w:rPr>
+        <w:t xml:space="preserve">Bettim does not directly handle or store payment credentials; all financial transactions are processed by certified third-party payment processors in compliance with applicable financial regulations.</w:t>
       </w:r>
     </w:p>
     <w:p>
@@ -2484,7 +2484,7 @@
           <w:szCs w:val="24"/>
           <w:rtl w:val="0"/>
         </w:rPr>
-        <w:t xml:space="preserve">If BUL offers Paid Features, payments will be processed by licensed third-party payment processors and/or app store billing providers. BUL does not store full payment card numbers and will implement commercially reasonable measures consistent with PCI-DSS requirements applicable to its role, if and to the extent such requirements apply.</w:t>
+        <w:t xml:space="preserve">If Bettim offers Paid Features, payments will be processed by licensed third-party payment processors and/or app store billing providers. Bettim does not store full payment card numbers and will implement commercially reasonable measures consistent with PCI-DSS requirements applicable to its role, if and to the extent such requirements apply.</w:t>
       </w:r>
       <w:r>
         <w:rPr>
@@ -2538,7 +2538,7 @@
           <w:szCs w:val="24"/>
           <w:rtl w:val="0"/>
         </w:rPr>
-        <w:t xml:space="preserve">To prevent fraud and comply with applicable laws, BUL may request additional verification (such as ID checks or payment method validation) before completing or reversing certain transactions.</w:t>
+        <w:t xml:space="preserve">To prevent fraud and comply with applicable laws, Bettim may request additional verification (such as ID checks or payment method validation) before completing or reversing certain transactions.</w:t>
       </w:r>
     </w:p>
     <w:p>
@@ -2636,7 +2636,7 @@
           <w:szCs w:val="24"/>
           <w:rtl w:val="0"/>
         </w:rPr>
-        <w:t xml:space="preserve">BUL may correct pricing or display errors and adjust affected transactions.</w:t>
+        <w:t xml:space="preserve">Bettim may correct pricing or display errors and adjust affected transactions.</w:t>
       </w:r>
     </w:p>
     <w:p>
@@ -2734,7 +2734,7 @@
           <w:szCs w:val="24"/>
           <w:rtl w:val="0"/>
         </w:rPr>
-        <w:t xml:space="preserve">BUL may adjust balances resulting from technical errors, malfunctions, misuse, or fraud. This includes, but is not limited to, deducting Coins that were:</w:t>
+        <w:t xml:space="preserve">Bettim may adjust balances resulting from technical errors, malfunctions, misuse, or fraud. This includes, but is not limited to, deducting Coins that were:</w:t>
         <w:br w:type="textWrapping"/>
         <w:t xml:space="preserve"> a. Erroneously awarded due to a system glitch or bug.</w:t>
         <w:br w:type="textWrapping"/>
@@ -2760,7 +2760,7 @@
           <w:szCs w:val="24"/>
           <w:rtl w:val="0"/>
         </w:rPr>
-        <w:t xml:space="preserve">BUL may temporarily freeze Coins or digital item balances during investigations into suspected errors, misuse, or fraud. BUL may withhold or set off any Coin or digital item credits reasonably suspected to arise from fraud, abuse, or error, pending investigation.</w:t>
+        <w:t xml:space="preserve">Bettim may temporarily freeze Coins or digital item balances during investigations into suspected errors, misuse, or fraud. Bettim may withhold or set off any Coin or digital item credits reasonably suspected to arise from fraud, abuse, or error, pending investigation.</w:t>
       </w:r>
     </w:p>
     <w:p>
@@ -2858,7 +2858,7 @@
           <w:szCs w:val="24"/>
           <w:rtl w:val="0"/>
         </w:rPr>
-        <w:t xml:space="preserve">BUL may modify prices, bundles, or denominations of Coins and digital items prospectively at any time. Price changes do not affect completed purchases. BUL may adjust coin denominations, bundles, accrual rates, sinks, and in-app pricing prospectively. Changes will not affect completed purchases or previously granted licenses.</w:t>
+        <w:t xml:space="preserve">Bettim may modify prices, bundles, or denominations of Coins and digital items prospectively at any time. Price changes do not affect completed purchases. Bettim may adjust coin denominations, bundles, accrual rates, sinks, and in-app pricing prospectively. Changes will not affect completed purchases or previously granted licenses.</w:t>
       </w:r>
     </w:p>
     <w:p>
@@ -2957,7 +2957,7 @@
           <w:szCs w:val="24"/>
           <w:rtl w:val="0"/>
         </w:rPr>
-        <w:t xml:space="preserve">BUL supports predictions across multiple sports and leagues.</w:t>
+        <w:t xml:space="preserve">Bettim supports predictions across multiple sports and leagues.</w:t>
       </w:r>
     </w:p>
     <w:p>
@@ -3006,7 +3006,7 @@
           <w:szCs w:val="24"/>
           <w:rtl w:val="0"/>
         </w:rPr>
-        <w:t xml:space="preserve">Third-party sports data is provided for entertainment only and may be incomplete or inaccurate. Official sports data may be subject to delays or inaccuracies beyond BUL’s control. BUL is not responsible for data discrepancies between in-app and official results.</w:t>
+        <w:t xml:space="preserve">Third-party sports data is provided for entertainment only and may be incomplete or inaccurate. Official sports data may be subject to delays or inaccuracies beyond Bettim’s control. Bettim is not responsible for data discrepancies between in-app and official results.</w:t>
       </w:r>
     </w:p>
     <w:p>
@@ -3104,7 +3104,7 @@
           <w:szCs w:val="24"/>
           <w:rtl w:val="0"/>
         </w:rPr>
-        <w:t xml:space="preserve">BUL may take up to seventy-two (72) hours after a LiveEvent concludes to validate official data and apply any necessary corrections to standings and displays.</w:t>
+        <w:t xml:space="preserve">Bettim may take up to seventy-two (72) hours after a LiveEvent concludes to validate official data and apply any necessary corrections to standings and displays.</w:t>
       </w:r>
     </w:p>
     <w:p>
@@ -3153,7 +3153,7 @@
           <w:szCs w:val="24"/>
           <w:rtl w:val="0"/>
         </w:rPr>
-        <w:t xml:space="preserve">BUL may recognize top-performing users through in-app leaderboards, badges, or profile highlights. Such recognition has no monetary value, cannot be sold or transferred, and may be revoked at any time. BUL reserves the right to remove or modify leaderboard standings or badges at its sole discretion, including in cases of suspected fraud, manipulation, or technical errors.</w:t>
+        <w:t xml:space="preserve">Bettim may recognize top-performing users through in-app leaderboards, badges, or profile highlights. Such recognition has no monetary value, cannot be sold or transferred, and may be revoked at any time. Bettim reserves the right to remove or modify leaderboard standings or badges at its sole discretion, including in cases of suspected fraud, manipulation, or technical errors.</w:t>
       </w:r>
     </w:p>
     <w:p>
@@ -3239,7 +3239,7 @@
           <w:rtl w:val="0"/>
         </w:rPr>
         <w:br w:type="textWrapping"/>
-        <w:t xml:space="preserve">Certain features (e.g., leaderboards, rankings, and where available chat or community features) are inherently public. By using these features, you agree to the display of your username, avatar, and performance in those contexts. You may choose a pseudonym instead of your legal name. BUL will not use your personal data for external advertising or commercial endorsements without your separate, explicit consent where required by law.</w:t>
+        <w:t xml:space="preserve">Certain features (e.g., leaderboards, rankings, and where available chat or community features) are inherently public. By using these features, you agree to the display of your username, avatar, and performance in those contexts. You may choose a pseudonym instead of your legal name. Bettim will not use your personal data for external advertising or commercial endorsements without your separate, explicit consent where required by law.</w:t>
       </w:r>
       <w:r>
         <w:rPr>
@@ -3342,7 +3342,7 @@
           <w:szCs w:val="24"/>
           <w:rtl w:val="0"/>
         </w:rPr>
-        <w:t xml:space="preserve">From time to time, BUL may offer promotional activities or contests governed by separate rules. Participation is voluntary and subject to eligibility and applicable law.</w:t>
+        <w:t xml:space="preserve">From time to time, Bettim may offer promotional activities or contests governed by separate rules. Participation is voluntary and subject to eligibility and applicable law.</w:t>
       </w:r>
     </w:p>
     <w:p>
@@ -3391,7 +3391,7 @@
           <w:szCs w:val="24"/>
           <w:rtl w:val="0"/>
         </w:rPr>
-        <w:t xml:space="preserve">BUL may modify or void predictions, scores, or rankings affected by technical errors, bugs, or fraudulent activity. This also includes any LiveEvent impacted by incorrect data feeds or the official suspension or cancellation of a real-world sporting event.</w:t>
+        <w:t xml:space="preserve">Bettim may modify or void predictions, scores, or rankings affected by technical errors, bugs, or fraudulent activity. This also includes any LiveEvent impacted by incorrect data feeds or the official suspension or cancellation of a real-world sporting event.</w:t>
         <w:br w:type="textWrapping"/>
         <w:t xml:space="preserve"> Retroactive Effect. Remedies and cancellations under this Section may be applied retroactively to affected entries, standings, or balances where post-review determines inaccuracy, error, or abuse.</w:t>
       </w:r>
@@ -3442,7 +3442,7 @@
           <w:szCs w:val="24"/>
           <w:rtl w:val="0"/>
         </w:rPr>
-        <w:t xml:space="preserve">BUL may temporarily suspend access for maintenance or updates without liability.</w:t>
+        <w:t xml:space="preserve">Bettim may temporarily suspend access for maintenance or updates without liability.</w:t>
       </w:r>
     </w:p>
     <w:p>
@@ -3546,7 +3546,7 @@
           <w:szCs w:val="24"/>
           <w:rtl w:val="0"/>
         </w:rPr>
-        <w:t xml:space="preserve"> You agree not to: (a) harass, bully, threaten, or incite violence; (b) post hateful, discriminatory, obscene, or unlawful content; (c) dox, stalk, impersonate others, or misrepresent your identity; (d) spam, advertise, or solicit; (e) share illegal, infringing, or privacy-violating content; (f) upload or share malicious links, files, or code; or (g) otherwise use the Services in a manner that BUL, in its sole discretion, considers abusive, unsafe, or harmful.</w:t>
+        <w:t xml:space="preserve"> You agree not to: (a) harass, bully, threaten, or incite violence; (b) post hateful, discriminatory, obscene, or unlawful content; (c) dox, stalk, impersonate others, or misrepresent your identity; (d) spam, advertise, or solicit; (e) share illegal, infringing, or privacy-violating content; (f) upload or share malicious links, files, or code; or (g) otherwise use the Services in a manner that Bettim, in its sole discretion, considers abusive, unsafe, or harmful.</w:t>
       </w:r>
     </w:p>
     <w:p>
@@ -3608,7 +3608,7 @@
           <w:szCs w:val="24"/>
           <w:rtl w:val="0"/>
         </w:rPr>
-        <w:t xml:space="preserve"> Content posted by users (“User Content”) is created and provided by users, not by BUL. You are solely responsible for your User Content and for any consequences of posting, sharing, or relying on User Content. BUL does not endorse, verify, or guarantee the accuracy, completeness, legality, or appropriateness of any User Content, and BUL is not responsible or liable for User Content posted by users, including statements, advice, links, files, or offers shared by users.</w:t>
+        <w:t xml:space="preserve"> Content posted by users (“User Content”) is created and provided by users, not by Bettim. You are solely responsible for your User Content and for any consequences of posting, sharing, or relying on User Content. Bettim does not endorse, verify, or guarantee the accuracy, completeness, legality, or appropriateness of any User Content, and Bettim is not responsible or liable for User Content posted by users, including statements, advice, links, files, or offers shared by users.</w:t>
         <w:br w:type="textWrapping"/>
       </w:r>
       <w:r>
@@ -3618,7 +3618,7 @@
           <w:szCs w:val="24"/>
           <w:rtl w:val="0"/>
         </w:rPr>
-        <w:t xml:space="preserve">You use and rely on User Content at your own risk. BUL is not responsible for any decisions, actions, or outcomes resulting from User Content or user interactions.</w:t>
+        <w:t xml:space="preserve">You use and rely on User Content at your own risk. Bettim is not responsible for any decisions, actions, or outcomes resulting from User Content or user interactions.</w:t>
       </w:r>
       <w:r>
         <w:rPr>
@@ -3654,7 +3654,7 @@
           <w:szCs w:val="24"/>
           <w:rtl w:val="0"/>
         </w:rPr>
-        <w:t xml:space="preserve"> BUL has no obligation to monitor, pre-screen, or filter User Content and does not guarantee that any moderation will be timely, complete, or error-free. BUL may (but is not required to) remove, restrict, disable access to, or preserve User Content or access to community features at any time to enforce these Terms, comply with law, respond to complaints, protect users, or maintain platform integrity.</w:t>
+        <w:t xml:space="preserve"> Bettim has no obligation to monitor, pre-screen, or filter User Content and does not guarantee that any moderation will be timely, complete, or error-free. Bettim may (but is not required to) remove, restrict, disable access to, or preserve User Content or access to community features at any time to enforce these Terms, comply with law, respond to complaints, protect users, or maintain platform integrity.</w:t>
       </w:r>
     </w:p>
     <w:p>
@@ -3716,7 +3716,7 @@
           <w:szCs w:val="24"/>
           <w:rtl w:val="0"/>
         </w:rPr>
-        <w:t xml:space="preserve"> BUL is not responsible for user interactions, disputes, or any harm, loss, or damage resulting from communications or interactions between users, whether online or offline.</w:t>
+        <w:t xml:space="preserve"> Bettim is not responsible for user interactions, disputes, or any harm, loss, or damage resulting from communications or interactions between users, whether online or offline.</w:t>
       </w:r>
     </w:p>
     <w:p>
@@ -3817,7 +3817,7 @@
           <w:szCs w:val="24"/>
           <w:rtl w:val="0"/>
         </w:rPr>
-        <w:t xml:space="preserve">Specific game mechanics, tie-breakers, scoring, eligibility criteria, and other gameplay details may be set forth in separate in-app “Game Rules” or “House Rules,” which BUL may update from time to time. In the event of conflict, the Game Rules control solely as to gameplay mechanics; these Terms control in all other respects. Game Rules are provided solely for gameplay mechanics and fairness; they do not create any monetary rights, vested interests, or transferable property of any kind.</w:t>
+        <w:t xml:space="preserve">Specific game mechanics, tie-breakers, scoring, eligibility criteria, and other gameplay details may be set forth in separate in-app “Game Rules” or “House Rules,” which Bettim may update from time to time. In the event of conflict, the Game Rules control solely as to gameplay mechanics; these Terms control in all other respects. Game Rules are provided solely for gameplay mechanics and fairness; they do not create any monetary rights, vested interests, or transferable property of any kind.</w:t>
         <w:br w:type="textWrapping"/>
         <w:t xml:space="preserve"> Operational Sync. House Rules may reference the operational correction window in §5.2b; where they do, that window applies solely to data validation and fairness, not to create any property or monetary rights.</w:t>
       </w:r>
@@ -3888,7 +3888,7 @@
           <w:szCs w:val="24"/>
           <w:rtl w:val="0"/>
         </w:rPr>
-        <w:t xml:space="preserve">Side Bets settle automatically based on the applicable Game Rules and the official or validated data sources described in §5.2–§5.2b. BUL may declare a Side Bet void, cancel it, or resettle it where: (i) the underlying LiveEvent is suspended, canceled, or materially altered; (ii) relevant data is missing, delayed, or corrected; (iii) a technical error, display error, or feed issue materially impacts the Side Bet; or (iv) the outcome cannot be fairly determined.</w:t>
+        <w:t xml:space="preserve">Side Bets settle automatically based on the applicable Game Rules and the official or validated data sources described in §5.2–§5.2b. Bettim may declare a Side Bet void, cancel it, or resettle it where: (i) the underlying LiveEvent is suspended, canceled, or materially altered; (ii) relevant data is missing, delayed, or corrected; (iii) a technical error, display error, or feed issue materially impacts the Side Bet; or (iv) the outcome cannot be fairly determined.</w:t>
       </w:r>
     </w:p>
     <w:p>
@@ -3928,7 +3928,7 @@
           <w:szCs w:val="24"/>
           <w:rtl w:val="0"/>
         </w:rPr>
-        <w:t xml:space="preserve">Timing and display within the Services (including Side Bets countdowns, offers, multipliers, and availability) may be subject to latency or synchronization differences. BUL’s server records and Game Rules determine the official open/close time and settlement of any Side Bet.</w:t>
+        <w:t xml:space="preserve">Timing and display within the Services (including Side Bets countdowns, offers, multipliers, and availability) may be subject to latency or synchronization differences. Bettim’s server records and Game Rules determine the official open/close time and settlement of any Side Bet.</w:t>
       </w:r>
     </w:p>
     <w:p>
@@ -4006,7 +4006,7 @@
           <w:szCs w:val="24"/>
           <w:rtl w:val="0"/>
         </w:rPr>
-        <w:t xml:space="preserve">The Services are provided “as is” and “as available,” without warranties of any kind, either express or implied. BUL does not guarantee continuous, error-free, or secure operation of the Services, nor that the Services or data will be free from loss, corruption, attack, or unauthorized access. BUL does not guarantee that the Services will be available on any particular hardware or devices or that updates will support all previous device models or OS versions. BUL disclaims all implied warranties of merchantability, fitness for a particular purpose, title, and non-infringement to the fullest extent permitted by law.</w:t>
+        <w:t xml:space="preserve">The Services are provided “as is” and “as available,” without warranties of any kind, either express or implied. Bettim does not guarantee continuous, error-free, or secure operation of the Services, nor that the Services or data will be free from loss, corruption, attack, or unauthorized access. Bettim does not guarantee that the Services will be available on any particular hardware or devices or that updates will support all previous device models or OS versions. Bettim disclaims all implied warranties of merchantability, fitness for a particular purpose, title, and non-infringement to the fullest extent permitted by law.</w:t>
       </w:r>
     </w:p>
     <w:p>
@@ -4055,7 +4055,7 @@
           <w:szCs w:val="24"/>
           <w:rtl w:val="0"/>
         </w:rPr>
-        <w:t xml:space="preserve">To the maximum extent permitted by law, BUL shall not be liable for indirect, incidental, consequential, or punitive damages, including loss of data, profits, or revenue, even if BUL has been advised of the possibility of such damages.</w:t>
+        <w:t xml:space="preserve">To the maximum extent permitted by law, Bettim shall not be liable for indirect, incidental, consequential, or punitive damages, including loss of data, profits, or revenue, even if Bettim has been advised of the possibility of such damages.</w:t>
       </w:r>
     </w:p>
     <w:p>
@@ -4104,7 +4104,7 @@
           <w:szCs w:val="24"/>
           <w:rtl w:val="0"/>
         </w:rPr>
-        <w:t xml:space="preserve">To the maximum extent permitted by law, BUL’s total aggregate liability shall not exceed the greater of: (a) the total amount you paid to BUL in the preceding twelve (12) months, or (b) USD $500.</w:t>
+        <w:t xml:space="preserve">To the maximum extent permitted by law, Bettim’s total aggregate liability shall not exceed the greater of: (a) the total amount you paid to Bettim in the preceding twelve (12) months, or (b) USD $500.</w:t>
       </w:r>
     </w:p>
     <w:p>
@@ -4448,7 +4448,7 @@
           <w:szCs w:val="24"/>
           <w:rtl w:val="0"/>
         </w:rPr>
-        <w:t xml:space="preserve">BUL may suspend or terminate any account that violates these Terms, including engaging in any prohibited activities under Section 3.4. Termination may occur without prior notice if deemed necessary to protect the integrity of the platform or comply with legal requirements.</w:t>
+        <w:t xml:space="preserve">Bettim may suspend or terminate any account that violates these Terms, including engaging in any prohibited activities under Section 3.4. Termination may occur without prior notice if deemed necessary to protect the integrity of the platform or comply with legal requirements.</w:t>
       </w:r>
     </w:p>
     <w:p>
@@ -4546,7 +4546,7 @@
           <w:szCs w:val="24"/>
           <w:rtl w:val="0"/>
         </w:rPr>
-        <w:t xml:space="preserve">Accounts inactive for 36 consecutive months may be deemed dormant. BUL will attempt to notify you at least 90 days before closure via the contact information associated with your Account. Where required by law, unclaimed property may be reported or remitted to the appropriate authority.</w:t>
+        <w:t xml:space="preserve">Accounts inactive for 36 consecutive months may be deemed dormant. Bettim will attempt to notify you at least 90 days before closure via the contact information associated with your Account. Where required by law, unclaimed property may be reported or remitted to the appropriate authority.</w:t>
       </w:r>
     </w:p>
     <w:p>
@@ -4595,7 +4595,7 @@
           <w:szCs w:val="24"/>
           <w:rtl w:val="0"/>
         </w:rPr>
-        <w:t xml:space="preserve">Accounts inactive for 36 consecutive months may be closed after at least 90 days’ notice. Upon closure, all virtual currency and digital items are forfeited and have no cash redemption value. Where applicable state law treats dormant virtual currency as reportable property despite the lack of cash value, BUL will comply with any required reporting obligations. Nothing in this Section creates any right to cash redemption or conversion of virtual currency. Nothing in this Section shall be construed to create any fiduciary relationship between BUL and users.</w:t>
+        <w:t xml:space="preserve">Accounts inactive for 36 consecutive months may be closed after at least 90 days’ notice. Upon closure, all virtual currency and digital items are forfeited and have no cash redemption value. Where applicable state law treats dormant virtual currency as reportable property despite the lack of cash value, Bettim will comply with any required reporting obligations. Nothing in this Section creates any right to cash redemption or conversion of virtual currency. Nothing in this Section shall be construed to create any fiduciary relationship between Bettim and users.</w:t>
       </w:r>
     </w:p>
     <w:p>
@@ -4644,7 +4644,7 @@
           <w:szCs w:val="24"/>
           <w:rtl w:val="0"/>
         </w:rPr>
-        <w:t xml:space="preserve">BUL may cancel entries, games, or standings affected by technical errors, bugs, fraud, or rule violations. Cancellations may occur retroactively if subsequent review identifies irregularities.</w:t>
+        <w:t xml:space="preserve">Bettim may cancel entries, games, or standings affected by technical errors, bugs, fraud, or rule violations. Cancellations may occur retroactively if subsequent review identifies irregularities.</w:t>
         <w:br w:type="textWrapping"/>
         <w:t xml:space="preserve"> Retroactive Effect. Remedies and cancellations under this Section may be applied retroactively to affected entries, standings, or balances where post-review determines inaccuracy, error, or abuse.</w:t>
       </w:r>
@@ -4695,7 +4695,7 @@
           <w:szCs w:val="24"/>
           <w:rtl w:val="0"/>
         </w:rPr>
-        <w:t xml:space="preserve">You may request closure of your Account at any time by contacting support@bettim.co or via any in-app account deletion flow (where available). Account closure is permanent, revokes all associated licenses to Coins and digital items, and results in forfeiture of any balances or virtual items (which have no cash value). Closure does not override BUL’s rights or obligations regarding data retention as described in the Privacy Policy. Following an account closure request, BUL may preserve limited records where reasonably necessary to comply with law, enforce these Terms, or establish, exercise, or defend legal claims.</w:t>
+        <w:t xml:space="preserve">You may request closure of your Account at any time by contacting support@bettim.co or via any in-app account deletion flow (where available). Account closure is permanent, revokes all associated licenses to Coins and digital items, and results in forfeiture of any balances or virtual items (which have no cash value). Closure does not override Bettim’s rights or obligations regarding data retention as described in the Privacy Policy. Following an account closure request, Bettim may preserve limited records where reasonably necessary to comply with law, enforce these Terms, or establish, exercise, or defend legal claims.</w:t>
       </w:r>
     </w:p>
     <w:p>
@@ -4744,7 +4744,7 @@
           <w:szCs w:val="24"/>
           <w:rtl w:val="0"/>
         </w:rPr>
-        <w:t xml:space="preserve">BUL may suspend, modify, or discontinue all or any part of the Services (including particular features) for maintenance, security, operational, or legal reasons upon reasonable notice where practicable. BUL will make reasonable efforts to provide notice where practicable. Such changes do not entitle you to any refund or compensation with respect to Coins or digital items (which have no cash value), to the extent permitted by law. Where legally required, BUL will provide users with an opportunity to export non-proprietary data (e.g., leaderboard history) before discontinuation.</w:t>
+        <w:t xml:space="preserve">Bettim may suspend, modify, or discontinue all or any part of the Services (including particular features) for maintenance, security, operational, or legal reasons upon reasonable notice where practicable. Bettim will make reasonable efforts to provide notice where practicable. Such changes do not entitle you to any refund or compensation with respect to Coins or digital items (which have no cash value), to the extent permitted by law. Where legally required, Bettim will provide users with an opportunity to export non-proprietary data (e.g., leaderboard history) before discontinuation.</w:t>
       </w:r>
     </w:p>
     <w:p>
@@ -4843,7 +4843,7 @@
           <w:szCs w:val="24"/>
           <w:rtl w:val="0"/>
         </w:rPr>
-        <w:t xml:space="preserve">You agree to indemnify, defend, and hold harmless BUL, its affiliates, officers, directors, employees, agents, licensors, and suppliers from and against any claims, damages, liabilities, losses, costs, or expenses (including reasonable attorney fees) arising from: (a) your violation of these Terms; (b) your violation of applicable law; (c) infringement of third-party rights; or (d) any fraudulent, negligent, or willful misconduct by you. This does not apply to claims arising solely from BUL’s negligence or willful misconduct.</w:t>
+        <w:t xml:space="preserve">You agree to indemnify, defend, and hold harmless Bettim, its affiliates, officers, directors, employees, agents, licensors, and suppliers from and against any claims, damages, liabilities, losses, costs, or expenses (including reasonable attorney fees) arising from: (a) your violation of these Terms; (b) your violation of applicable law; (c) infringement of third-party rights; or (d) any fraudulent, negligent, or willful misconduct by you. This does not apply to claims arising solely from Bettim’s negligence or willful misconduct.</w:t>
       </w:r>
     </w:p>
     <w:p>
@@ -4892,7 +4892,7 @@
           <w:szCs w:val="24"/>
           <w:rtl w:val="0"/>
         </w:rPr>
-        <w:t xml:space="preserve">Before initiating arbitration or legal action, both parties agree to attempt to resolve any dispute informally by contacting support@bettim.co. Include a description of the issue and your contact details. BUL will respond within 30 days. If not resolved within 60 days, either party may proceed to arbitration.</w:t>
+        <w:t xml:space="preserve">Before initiating arbitration or legal action, both parties agree to attempt to resolve any dispute informally by contacting support@bettim.co. Include a description of the issue and your contact details. Bettim will respond within 30 days. If not resolved within 60 days, either party may proceed to arbitration.</w:t>
       </w:r>
     </w:p>
     <w:p>
@@ -5128,7 +5128,7 @@
           <w:szCs w:val="24"/>
           <w:rtl w:val="0"/>
         </w:rPr>
-        <w:t xml:space="preserve">Notwithstanding §8.3, BUL may seek injunctive or equitable relief in any competent court, including the courts of Tel Aviv–Yafo, Israel, without posting bond, to prevent unauthorized use, fraud, or infringement.</w:t>
+        <w:t xml:space="preserve">Notwithstanding §8.3, Bettim may seek injunctive or equitable relief in any competent court, including the courts of Tel Aviv–Yafo, Israel, without posting bond, to prevent unauthorized use, fraud, or infringement.</w:t>
       </w:r>
     </w:p>
     <w:p>
@@ -5373,7 +5373,7 @@
           <w:szCs w:val="24"/>
           <w:rtl w:val="0"/>
         </w:rPr>
-        <w:t xml:space="preserve">To the extent permitted by law, you and BUL waive any right to a jury trial for any dispute, claim, or cause of action arising out of or relating to these Terms or the Services.</w:t>
+        <w:t xml:space="preserve">To the extent permitted by law, you and Bettim waive any right to a jury trial for any dispute, claim, or cause of action arising out of or relating to these Terms or the Services.</w:t>
       </w:r>
     </w:p>
     <w:p>
@@ -5495,9 +5495,9 @@
           <w:szCs w:val="24"/>
           <w:rtl w:val="0"/>
         </w:rPr>
-        <w:t xml:space="preserve">All software, source code, graphics, text, logos, audiovisual elements, trademarks, and other content within the Services are owned exclusively by BUL or its licensors. All trademarks, logos, and service marks displayed within the Services are the property of their respective owners. Nothing herein grants any license or right to use them without express permission. You may not copy, reproduce, distribute, publicly display, or create derivative works without BUL’s express written consent. All rights not expressly granted are reserved by BUL.</w:t>
+        <w:t xml:space="preserve">All software, source code, graphics, text, logos, audiovisual elements, trademarks, and other content within the Services are owned exclusively by Bettim or its licensors. All trademarks, logos, and service marks displayed within the Services are the property of their respective owners. Nothing herein grants any license or right to use them without express permission. You may not copy, reproduce, distribute, publicly display, or create derivative works without Bettim’s express written consent. All rights not expressly granted are reserved by Bettim.</w:t>
         <w:br w:type="textWrapping"/>
-        <w:t xml:space="preserve">For clarity, BUL does not claim ownership of any third-party trademarks or league/team branding that may appear in the Services, and any such use is solely descriptive and does not imply endorsement or affiliation.</w:t>
+        <w:t xml:space="preserve">For clarity, Bettim does not claim ownership of any third-party trademarks or league/team branding that may appear in the Services, and any such use is solely descriptive and does not imply endorsement or affiliation.</w:t>
       </w:r>
     </w:p>
     <w:p>
@@ -5577,16 +5577,16 @@
           <w:szCs w:val="24"/>
           <w:rtl w:val="0"/>
         </w:rPr>
-        <w:t xml:space="preserve">License to BUL.</w:t>
-      </w:r>
-      <w:r>
-        <w:rPr>
-          <w:color w:val="0f1115"/>
-          <w:sz w:val="24"/>
-          <w:szCs w:val="24"/>
-          <w:rtl w:val="0"/>
-        </w:rPr>
-        <w:t xml:space="preserve"> By uploading, posting, or sharing any User Content through the Services, you grant BUL a non-exclusive, worldwide, royalty-free, sublicensable, and transferable license to host, store, use, reproduce, modify (for formatting and display), communicate, and display that User Content as reasonably necessary to operate, maintain, secure, and improve the Services. You represent and warrant that you have all necessary rights to grant this license and that your User Content does not violate these Terms or applicable law.</w:t>
+        <w:t xml:space="preserve">License to Bettim.</w:t>
+      </w:r>
+      <w:r>
+        <w:rPr>
+          <w:color w:val="0f1115"/>
+          <w:sz w:val="24"/>
+          <w:szCs w:val="24"/>
+          <w:rtl w:val="0"/>
+        </w:rPr>
+        <w:t xml:space="preserve"> By uploading, posting, or sharing any User Content through the Services, you grant Bettim a non-exclusive, worldwide, royalty-free, sublicensable, and transferable license to host, store, use, reproduce, modify (for formatting and display), communicate, and display that User Content as reasonably necessary to operate, maintain, secure, and improve the Services. You represent and warrant that you have all necessary rights to grant this license and that your User Content does not violate these Terms or applicable law.</w:t>
       </w:r>
     </w:p>
     <w:p>
@@ -5617,7 +5617,7 @@
           <w:szCs w:val="24"/>
           <w:rtl w:val="0"/>
         </w:rPr>
-        <w:t xml:space="preserve"> You are solely responsible for your User Content and for any consequences of posting, sharing, or relying on User Content. BUL does not endorse, verify, or guarantee the accuracy, integrity, quality, legality, or appropriateness of User Content, and BUL is not responsible or liable for User Content posted by users, including statements, advice, links, files, or offers shared by users.</w:t>
+        <w:t xml:space="preserve"> You are solely responsible for your User Content and for any consequences of posting, sharing, or relying on User Content. Bettim does not endorse, verify, or guarantee the accuracy, integrity, quality, legality, or appropriateness of User Content, and Bettim is not responsible or liable for User Content posted by users, including statements, advice, links, files, or offers shared by users.</w:t>
       </w:r>
     </w:p>
     <w:p>
@@ -5648,7 +5648,7 @@
           <w:szCs w:val="24"/>
           <w:rtl w:val="0"/>
         </w:rPr>
-        <w:t xml:space="preserve"> BUL has no obligation to monitor, pre-screen, or filter User Content and does not guarantee that any moderation will be timely, complete, or error-free. BUL may (but is not required to) remove, restrict, disable access to, or preserve User Content, or limit access to community features, at any time to enforce these Terms, comply with law, respond to complaints, protect users, or maintain platform integrity.</w:t>
+        <w:t xml:space="preserve"> Bettim has no obligation to monitor, pre-screen, or filter User Content and does not guarantee that any moderation will be timely, complete, or error-free. Bettim may (but is not required to) remove, restrict, disable access to, or preserve User Content, or limit access to community features, at any time to enforce these Terms, comply with law, respond to complaints, protect users, or maintain platform integrity.</w:t>
       </w:r>
     </w:p>
     <w:p>
@@ -5679,7 +5679,7 @@
           <w:szCs w:val="24"/>
           <w:rtl w:val="0"/>
         </w:rPr>
-        <w:t xml:space="preserve"> For the avoidance of doubt, BUL may use non-sensitive excerpts of User Content (such as usernames or avatars) for in-product announcements, release notes, or onboarding flows solely to illustrate platform features, provided such use complies with these Terms and the Privacy Policy.</w:t>
+        <w:t xml:space="preserve"> For the avoidance of doubt, Bettim may use non-sensitive excerpts of User Content (such as usernames or avatars) for in-product announcements, release notes, or onboarding flows solely to illustrate platform features, provided such use complies with these Terms and the Privacy Policy.</w:t>
       </w:r>
     </w:p>
     <w:p>
@@ -5743,18 +5743,18 @@
         <w:br w:type="textWrapping"/>
         <w:t xml:space="preserve">f. Your electronic or physical signature.</w:t>
         <w:br w:type="textWrapping"/>
-        <w:t xml:space="preserve">BUL maintains a designated DMCA Agent and has registered with the U.S. Copyright Office to preserve safe-harbor protections. </w:t>
-      </w:r>
-      <w:r>
-        <w:rPr>
-          <w:b w:val="1"/>
-          <w:bCs w:val="1"/>
-          <w:color w:val="0f1115"/>
-          <w:sz w:val="24"/>
-          <w:szCs w:val="24"/>
-          <w:rtl w:val="0"/>
-        </w:rPr>
-        <w:t xml:space="preserve">BUL will respond to DMCA notices in accordance with 17 U.S.C. §512 and related regulations.</w:t>
+        <w:t xml:space="preserve">Bettim maintains a designated DMCA Agent and has registered with the U.S. Copyright Office to preserve safe-harbor protections. </w:t>
+      </w:r>
+      <w:r>
+        <w:rPr>
+          <w:b w:val="1"/>
+          <w:bCs w:val="1"/>
+          <w:color w:val="0f1115"/>
+          <w:sz w:val="24"/>
+          <w:szCs w:val="24"/>
+          <w:rtl w:val="0"/>
+        </w:rPr>
+        <w:t xml:space="preserve">Bettim will respond to DMCA notices in accordance with 17 U.S.C. §512 and related regulations.</w:t>
         <w:br w:type="textWrapping"/>
         <w:t xml:space="preserve">9.3a DMCA Counter-Notice</w:t>
         <w:br w:type="textWrapping"/>
@@ -5766,7 +5766,7 @@
           <w:szCs w:val="24"/>
           <w:rtl w:val="0"/>
         </w:rPr>
-        <w:t xml:space="preserve">If you believe that your content was removed or disabled as a result of mistake or misidentification, you may submit a counter-notice to dmca@bettim.co including: (a) identification of the material removed and its prior location; (b) your name, address, telephone number, and email; (c) a statement under penalty of perjury that you have a good-faith belief the material was removed or disabled due to mistake or misidentification; (d) a statement that you consent to the jurisdiction of the courts in Tel Aviv–Yafo, Israel, and that you will accept service of process from the person who provided the original notice; and (e) your electronic or physical signature. BUL may restore the material in accordance with applicable law.</w:t>
+        <w:t xml:space="preserve">If you believe that your content was removed or disabled as a result of mistake or misidentification, you may submit a counter-notice to dmca@bettim.co including: (a) identification of the material removed and its prior location; (b) your name, address, telephone number, and email; (c) a statement under penalty of perjury that you have a good-faith belief the material was removed or disabled due to mistake or misidentification; (d) a statement that you consent to the jurisdiction of the courts in Tel Aviv–Yafo, Israel, and that you will accept service of process from the person who provided the original notice; and (e) your electronic or physical signature. Bettim may restore the material in accordance with applicable law.</w:t>
       </w:r>
     </w:p>
     <w:p>
@@ -5872,7 +5872,7 @@
         <w:rPr>
           <w:rtl w:val="0"/>
         </w:rPr>
-        <w:t xml:space="preserve">BUL shall not be liable for any failure or delay in performance caused by events beyond its reasonable control, including natural disasters, war, civil unrest, power failures, labor disputes, pandemics, or governmental actions.</w:t>
+        <w:t xml:space="preserve">Bettim shall not be liable for any failure or delay in performance caused by events beyond its reasonable control, including natural disasters, war, civil unrest, power failures, labor disputes, pandemics, or governmental actions.</w:t>
       </w:r>
     </w:p>
     <w:p>
@@ -5912,7 +5912,7 @@
         <w:rPr>
           <w:rtl w:val="0"/>
         </w:rPr>
-        <w:t xml:space="preserve">Any feedback, suggestions, or ideas you provide to BUL are deemed non-confidential and may be used freely without acknowledgment, compensation, or obligation. To the extent permitted by law, you waive any moral rights in such feedback. BUL may use aggregated or anonymized feedback to enhance its Services.</w:t>
+        <w:t xml:space="preserve">Any feedback, suggestions, or ideas you provide to Bettim are deemed non-confidential and may be used freely without acknowledgment, compensation, or obligation. To the extent permitted by law, you waive any moral rights in such feedback. Bettim may use aggregated or anonymized feedback to enhance its Services.</w:t>
       </w:r>
     </w:p>
     <w:p>
@@ -5952,7 +5952,7 @@
         <w:rPr>
           <w:rtl w:val="0"/>
         </w:rPr>
-        <w:t xml:space="preserve">BUL may assign or transfer its rights or obligations under these Terms, in whole or in part, without notice. You may not assign your rights or obligations without BUL’s prior written consent.</w:t>
+        <w:t xml:space="preserve">Bettim may assign or transfer its rights or obligations under these Terms, in whole or in part, without notice. You may not assign your rights or obligations without Bettim’s prior written consent.</w:t>
       </w:r>
     </w:p>
     <w:p>
@@ -5992,7 +5992,7 @@
         <w:rPr>
           <w:rtl w:val="0"/>
         </w:rPr>
-        <w:t xml:space="preserve">The Services are independent of Apple Inc. and Google LLC. Apple and Google are not responsible for BUL’s performance or support.</w:t>
+        <w:t xml:space="preserve">The Services are independent of Apple Inc. and Google LLC. Apple and Google are not responsible for Bettim’s performance or support.</w:t>
       </w:r>
     </w:p>
     <w:p>
@@ -6032,7 +6032,7 @@
         <w:rPr>
           <w:rtl w:val="0"/>
         </w:rPr>
-        <w:t xml:space="preserve">(i) These Terms are between you and BUL only, not with Apple. (ii) BUL, not Apple, is solely responsible for the App and its content. (iii) Apple has no obligation to furnish maintenance or support services. (iv) To the maximum extent permitted by law, Apple will have no warranty obligations with respect to the App; any claims or liabilities will be BUL’s responsibility. (v) Apple is a third-party beneficiary of these Terms and may enforce them against you. (vi) If the iOS App fails to conform to warranty, you may notify Apple for a refund (if any), and Apple will have no further obligations regarding the App.</w:t>
+        <w:t xml:space="preserve">(i) These Terms are between you and Bettim only, not with Apple. (ii) Bettim, not Apple, is solely responsible for the App and its content. (iii) Apple has no obligation to furnish maintenance or support services. (iv) To the maximum extent permitted by law, Apple will have no warranty obligations with respect to the App; any claims or liabilities will be Bettim’s responsibility. (v) Apple is a third-party beneficiary of these Terms and may enforce them against you. (vi) If the iOS App fails to conform to warranty, you may notify Apple for a refund (if any), and Apple will have no further obligations regarding the App.</w:t>
       </w:r>
     </w:p>
     <w:p>
@@ -6072,7 +6072,7 @@
         <w:rPr>
           <w:rtl w:val="0"/>
         </w:rPr>
-        <w:t xml:space="preserve">BUL may disclose user information when required by law, subpoena, or court order, or when reasonably necessary to protect its legal interests, enforce these Terms, or prevent fraud. BUL complies with all applicable data-protection and privacy laws when handling such requests and will release data only after proper legal verification. BUL may retain records of legal or governmental data requests for audit and compliance purposes in accordance with its Privacy Policy. Following an account closure request, BUL may preserve limited records where reasonably necessary to comply with law, enforce these Terms, or establish, exercise, or defend legal claims.</w:t>
+        <w:t xml:space="preserve">Bettim may disclose user information when required by law, subpoena, or court order, or when reasonably necessary to protect its legal interests, enforce these Terms, or prevent fraud. Bettim complies with all applicable data-protection and privacy laws when handling such requests and will release data only after proper legal verification. Bettim may retain records of legal or governmental data requests for audit and compliance purposes in accordance with its Privacy Policy. Following an account closure request, Bettim may preserve limited records where reasonably necessary to comply with law, enforce these Terms, or establish, exercise, or defend legal claims.</w:t>
       </w:r>
     </w:p>
     <w:p>
@@ -6112,7 +6112,7 @@
         <w:rPr>
           <w:rtl w:val="0"/>
         </w:rPr>
-        <w:t xml:space="preserve">If a data breach or security incident occurs, BUL will notify affected users and authorities as required by applicable law and its Privacy Policy. BUL maintains and periodically tests an incident response plan to ensure timely detection, containment, and reporting of security events.</w:t>
+        <w:t xml:space="preserve">If a data breach or security incident occurs, Bettim will notify affected users and authorities as required by applicable law and its Privacy Policy. Bettim maintains and periodically tests an incident response plan to ensure timely detection, containment, and reporting of security events.</w:t>
       </w:r>
     </w:p>
     <w:p>
@@ -6152,7 +6152,7 @@
         <w:rPr>
           <w:rtl w:val="0"/>
         </w:rPr>
-        <w:t xml:space="preserve">The Services may contain links to or integrate third-party services (including analytics, crash reporting, or cloud providers). BUL does not control and is not responsible for third-party services. Your use of such services is subject to their own terms and privacy policies. BUL is not liable for any damages arising from your use of third-party services.</w:t>
+        <w:t xml:space="preserve">The Services may contain links to or integrate third-party services (including analytics, crash reporting, or cloud providers). Bettim does not control and is not responsible for third-party services. Your use of such services is subject to their own terms and privacy policies. Bettim is not liable for any damages arising from your use of third-party services.</w:t>
       </w:r>
     </w:p>
     <w:p>
@@ -6192,7 +6192,7 @@
         <w:rPr>
           <w:rtl w:val="0"/>
         </w:rPr>
-        <w:t xml:space="preserve">The Services may include or interact with open-source components, distributed under applicable open-source licenses. BUL will provide applicable license notices and, where required, make corresponding source code available upon written request to dmca@bettim.co. Requests will be handled in accordance with license obligations and within a reasonable timeframe (typically within 30 days).</w:t>
+        <w:t xml:space="preserve">The Services may include or interact with open-source components, distributed under applicable open-source licenses. Bettim will provide applicable license notices and, where required, make corresponding source code available upon written request to dmca@bettim.co. Requests will be handled in accordance with license obligations and within a reasonable timeframe (typically within 30 days).</w:t>
       </w:r>
     </w:p>
     <w:p>
@@ -6232,7 +6232,7 @@
         <w:rPr>
           <w:rtl w:val="0"/>
         </w:rPr>
-        <w:t xml:space="preserve">These Terms do not create any partnership, joint venture, fiduciary, or employment relationship between you and BUL. You agree that you are using the Services as an independent user.</w:t>
+        <w:t xml:space="preserve">These Terms do not create any partnership, joint venture, fiduciary, or employment relationship between you and Bettim. You agree that you are using the Services as an independent user.</w:t>
       </w:r>
     </w:p>
     <w:p>
@@ -6312,7 +6312,7 @@
         <w:rPr>
           <w:rtl w:val="0"/>
         </w:rPr>
-        <w:t xml:space="preserve">This Section does not create any independent rights beyond those already provided under applicable law. Certain state-specific consumer protection laws or digital goods regulations may grant you additional rights. Where applicable, such rights supplement—but do not diminish or override—these Terms. BUL complies with all mandatory consumer and privacy protections under relevant U.S. state and international law. California users may contact the Complaint Assistance Unit of the Division of Consumer Services, Department of Consumer Affairs, 1625 North Market Blvd, Suite N112, Sacramento, CA 95834, USA, or (800) 952-5210.</w:t>
+        <w:t xml:space="preserve">This Section does not create any independent rights beyond those already provided under applicable law. Certain state-specific consumer protection laws or digital goods regulations may grant you additional rights. Where applicable, such rights supplement—but do not diminish or override—these Terms. Bettim complies with all mandatory consumer and privacy protections under relevant U.S. state and international law. California users may contact the Complaint Assistance Unit of the Division of Consumer Services, Department of Consumer Affairs, 1625 North Market Blvd, Suite N112, Sacramento, CA 95834, USA, or (800) 952-5210.</w:t>
       </w:r>
     </w:p>
     <w:p>
@@ -6396,7 +6396,7 @@
         <w:rPr>
           <w:rtl w:val="0"/>
         </w:rPr>
-        <w:t xml:space="preserve">BUL designates support@bettim.co as its single point of contact for all user, legal, and privacy correspondence, and dmca@bettim.co for copyright-related matters only. BUL will internally route communications to the appropriate department. Using any superseded addresses listed in prior versions of these Terms shall not invalidate a notice if received by BUL.</w:t>
+        <w:t xml:space="preserve">Bettim designates support@bettim.co as its single point of contact for all user, legal, and privacy correspondence, and dmca@bettim.co for copyright-related matters only. Bettim will internally route communications to the appropriate department. Using any superseded addresses listed in prior versions of these Terms shall not invalidate a notice if received by Bettim.</w:t>
       </w:r>
     </w:p>
     <w:p>
@@ -6436,7 +6436,7 @@
         <w:rPr>
           <w:rtl w:val="0"/>
         </w:rPr>
-        <w:t xml:space="preserve">BUL strives to respond to support inquiries within 48 hours for account access issues, 72 hours for payment issues, and five (5) business days for general inquiries. Actual times may vary during high-volume periods. These are targets, not guarantees.</w:t>
+        <w:t xml:space="preserve">Bettim strives to respond to support inquiries within 48 hours for account access issues, 72 hours for payment issues, and five (5) business days for general inquiries. Actual times may vary during high-volume periods. These are targets, not guarantees.</w:t>
       </w:r>
     </w:p>
     <w:p>
@@ -6476,7 +6476,7 @@
         <w:rPr>
           <w:rtl w:val="0"/>
         </w:rPr>
-        <w:t xml:space="preserve">Legal notices to BUL must be sent to support@bettim.co (or dmca@bettim.co for copyright-related matters), with a copy to the mailing address above. BUL may provide notices to you via email to the address associated with your Account, via in-app notifications, or by posting within the Services. Notices are deemed given when sent (email) or posted (in-app/website). A notice sent to any successor or superseded BUL contact address that is actually received by BUL shall be deemed effective on receipt. For faster routing, include “Legal Notice” in the email subject line. BUL may accept service of legal process via the email addresses listed above; acceptance by email does not waive any defense related to jurisdiction, venue, or service.</w:t>
+        <w:t xml:space="preserve">Legal notices to Bettim must be sent to support@bettim.co (or dmca@bettim.co for copyright-related matters), with a copy to the mailing address above. Bettim may provide notices to you via email to the address associated with your Account, via in-app notifications, or by posting within the Services. Notices are deemed given when sent (email) or posted (in-app/website). A notice sent to any successor or superseded Bettim contact address that is actually received by Bettim shall be deemed effective on receipt. For faster routing, include “Legal Notice” in the email subject line. Bettim may accept service of legal process via the email addresses listed above; acceptance by email does not waive any defense related to jurisdiction, venue, or service.</w:t>
       </w:r>
     </w:p>
     <w:p>
@@ -6677,7 +6677,7 @@
         <w:rPr>
           <w:rtl w:val="0"/>
         </w:rPr>
-        <w:t xml:space="preserve">You may request paper copies of electronic communications within 30 days by contacting support@bettim.co. BUL reserves the right to charge a reasonable administrative fee.</w:t>
+        <w:t xml:space="preserve">You may request paper copies of electronic communications within 30 days by contacting support@bettim.co. Bettim reserves the right to charge a reasonable administrative fee.</w:t>
       </w:r>
     </w:p>
     <w:p>
@@ -6717,7 +6717,7 @@
         <w:rPr>
           <w:rtl w:val="0"/>
         </w:rPr>
-        <w:t xml:space="preserve">By clicking “I Agree,” checking a box, or otherwise indicating consent, you are electronically signing these Terms and agreeing to be legally bound by them. Electronic acceptance records maintained by BUL constitute valid proof of agreement and are admissible in any legal proceeding.</w:t>
+        <w:t xml:space="preserve">By clicking “I Agree,” checking a box, or otherwise indicating consent, you are electronically signing these Terms and agreeing to be legally bound by them. Electronic acceptance records maintained by Bettim constitute valid proof of agreement and are admissible in any legal proceeding.</w:t>
       </w:r>
     </w:p>
     <w:p>
@@ -6878,7 +6878,7 @@
         <w:rPr>
           <w:rtl w:val="0"/>
         </w:rPr>
-        <w:t xml:space="preserve">These Terms, together with BUL’s Privacy Policy and any in-app Game Rules, constitute the entire agreement between you and BUL regarding your use of the Services.</w:t>
+        <w:t xml:space="preserve">These Terms, together with Bettim’s Privacy Policy and any in-app Game Rules, constitute the entire agreement between you and Bettim regarding your use of the Services.</w:t>
       </w:r>
     </w:p>
     <w:p>
@@ -6958,7 +6958,7 @@
         <w:rPr>
           <w:rtl w:val="0"/>
         </w:rPr>
-        <w:t xml:space="preserve">Electronic versions of these Terms published within the Services or on BUL’s official website shall be deemed the official and controlling versions. In case of discrepancy between digital and printed copies, the digital version shall prevail.</w:t>
+        <w:t xml:space="preserve">Electronic versions of these Terms published within the Services or on Bettim’s official website shall be deemed the official and controlling versions. In case of discrepancy between digital and printed copies, the digital version shall prevail.</w:t>
       </w:r>
     </w:p>
     <w:p>
@@ -7078,7 +7078,7 @@
         <w:rPr>
           <w:rtl w:val="0"/>
         </w:rPr>
-        <w:t xml:space="preserve">Failure by BUL to enforce any right or provision of these Terms shall not constitute a waiver of such right or provision.</w:t>
+        <w:t xml:space="preserve">Failure by Bettim to enforce any right or provision of these Terms shall not constitute a waiver of such right or provision.</w:t>
       </w:r>
     </w:p>
     <w:p>
@@ -7198,7 +7198,7 @@
         <w:rPr>
           <w:rtl w:val="0"/>
         </w:rPr>
-        <w:t xml:space="preserve">References to BUL in these Terms include Bettim Ltd., its parent, subsidiaries, and any successors or assigns.</w:t>
+        <w:t xml:space="preserve">References to Bettim in these Terms include Bettim Ltd., its parent, subsidiaries, and any successors or assigns.</w:t>
       </w:r>
     </w:p>
     <w:p>
